--- a/electron/database/generate-document/templates/order-processing-form.docx
+++ b/electron/database/generate-document/templates/order-processing-form.docx
@@ -233,7 +233,6 @@
               </w:rPr>
               <w:t>{</w:t>
             </w:r>
-            <w:proofErr w:type="spellStart"/>
             <w:r>
               <w:rPr>
                 <w:rFonts w:ascii="Arial"/>
@@ -245,7 +244,6 @@
               </w:rPr>
               <w:t>consigneeName</w:t>
             </w:r>
-            <w:proofErr w:type="spellEnd"/>
             <w:r>
               <w:rPr>
                 <w:rFonts w:ascii="Arial"/>
@@ -300,7 +298,6 @@
               </w:rPr>
               <w:t>{</w:t>
             </w:r>
-            <w:proofErr w:type="spellStart"/>
             <w:r>
               <w:rPr>
                 <w:rFonts w:ascii="Arial"/>
@@ -311,7 +308,6 @@
               </w:rPr>
               <w:t>orderDate</w:t>
             </w:r>
-            <w:proofErr w:type="spellEnd"/>
             <w:r>
               <w:rPr>
                 <w:rFonts w:ascii="Arial"/>
@@ -648,16 +644,15 @@
                 <w:sz w:val="20"/>
                 <w:szCs w:val="20"/>
               </w:rPr>
-              <w:t>{#</w:t>
-            </w:r>
-            <w:proofErr w:type="gramStart"/>
+              <w:t>{#IPItems}</w:t>
+            </w:r>
             <w:r>
               <w:rPr>
                 <w:rFonts w:ascii="Arial" w:hAnsi="Arial" w:cs="Arial"/>
-                <w:sz w:val="20"/>
-                <w:szCs w:val="20"/>
-              </w:rPr>
-              <w:t>IPItems}</w:t>
+                <w:sz w:val="18"/>
+                <w:szCs w:val="18"/>
+              </w:rPr>
+              <w:t>{#invoices}</w:t>
             </w:r>
             <w:r>
               <w:rPr>
@@ -665,34 +660,31 @@
                 <w:sz w:val="18"/>
                 <w:szCs w:val="18"/>
               </w:rPr>
-              <w:t>{</w:t>
-            </w:r>
-            <w:proofErr w:type="gramEnd"/>
+              <w:t>{prefixCode}</w:t>
+            </w:r>
             <w:r>
               <w:rPr>
                 <w:rFonts w:ascii="Arial" w:hAnsi="Arial" w:cs="Arial"/>
                 <w:sz w:val="18"/>
                 <w:szCs w:val="18"/>
               </w:rPr>
-              <w:t>#</w:t>
-            </w:r>
-            <w:proofErr w:type="gramStart"/>
+              <w:t>\</w:t>
+            </w:r>
             <w:r>
               <w:rPr>
                 <w:rFonts w:ascii="Arial" w:hAnsi="Arial" w:cs="Arial"/>
                 <w:sz w:val="18"/>
                 <w:szCs w:val="18"/>
               </w:rPr>
-              <w:t>invoices}{</w:t>
-            </w:r>
-            <w:proofErr w:type="gramEnd"/>
+              <w:t xml:space="preserve">{containerFrom}{#containerTo} </w:t>
+            </w:r>
             <w:r>
               <w:rPr>
                 <w:rFonts w:ascii="Arial" w:hAnsi="Arial" w:cs="Arial"/>
                 <w:sz w:val="18"/>
                 <w:szCs w:val="18"/>
               </w:rPr>
-              <w:t xml:space="preserve">containerFrom}{#containerTo} </w:t>
+              <w:t>-</w:t>
             </w:r>
             <w:r>
               <w:rPr>
@@ -700,51 +692,7 @@
                 <w:sz w:val="18"/>
                 <w:szCs w:val="18"/>
               </w:rPr>
-              <w:t>-</w:t>
-            </w:r>
-            <w:r>
-              <w:rPr>
-                <w:rFonts w:ascii="Arial" w:hAnsi="Arial" w:cs="Arial"/>
-                <w:sz w:val="18"/>
-                <w:szCs w:val="18"/>
-              </w:rPr>
-              <w:t xml:space="preserve"> {</w:t>
-            </w:r>
-            <w:proofErr w:type="spellStart"/>
-            <w:r>
-              <w:rPr>
-                <w:rFonts w:ascii="Arial" w:hAnsi="Arial" w:cs="Arial"/>
-                <w:sz w:val="18"/>
-                <w:szCs w:val="18"/>
-              </w:rPr>
-              <w:t>containerTo</w:t>
-            </w:r>
-            <w:proofErr w:type="spellEnd"/>
-            <w:r>
-              <w:rPr>
-                <w:rFonts w:ascii="Arial" w:hAnsi="Arial" w:cs="Arial"/>
-                <w:sz w:val="18"/>
-                <w:szCs w:val="18"/>
-              </w:rPr>
-              <w:t>}{/</w:t>
-            </w:r>
-            <w:proofErr w:type="spellStart"/>
-            <w:r>
-              <w:rPr>
-                <w:rFonts w:ascii="Arial" w:hAnsi="Arial" w:cs="Arial"/>
-                <w:sz w:val="18"/>
-                <w:szCs w:val="18"/>
-              </w:rPr>
-              <w:t>containerTo</w:t>
-            </w:r>
-            <w:proofErr w:type="spellEnd"/>
-            <w:r>
-              <w:rPr>
-                <w:rFonts w:ascii="Arial" w:hAnsi="Arial" w:cs="Arial"/>
-                <w:sz w:val="18"/>
-                <w:szCs w:val="18"/>
-              </w:rPr>
-              <w:t>}</w:t>
+              <w:t xml:space="preserve"> {containerTo}{/containerTo}</w:t>
             </w:r>
           </w:p>
         </w:tc>
@@ -768,25 +716,7 @@
                 <w:sz w:val="18"/>
                 <w:szCs w:val="18"/>
               </w:rPr>
-              <w:t>{</w:t>
-            </w:r>
-            <w:proofErr w:type="spellStart"/>
-            <w:r>
-              <w:rPr>
-                <w:rFonts w:ascii="Arial" w:hAnsi="Arial" w:cs="Arial"/>
-                <w:sz w:val="18"/>
-                <w:szCs w:val="18"/>
-              </w:rPr>
-              <w:t>finishType</w:t>
-            </w:r>
-            <w:proofErr w:type="spellEnd"/>
-            <w:r>
-              <w:rPr>
-                <w:rFonts w:ascii="Arial" w:hAnsi="Arial" w:cs="Arial"/>
-                <w:sz w:val="18"/>
-                <w:szCs w:val="18"/>
-              </w:rPr>
-              <w:t>}</w:t>
+              <w:t>{finishType}</w:t>
             </w:r>
           </w:p>
         </w:tc>
@@ -810,25 +740,7 @@
                 <w:sz w:val="18"/>
                 <w:szCs w:val="18"/>
               </w:rPr>
-              <w:t>{</w:t>
-            </w:r>
-            <w:proofErr w:type="spellStart"/>
-            <w:r>
-              <w:rPr>
-                <w:rFonts w:ascii="Arial" w:hAnsi="Arial" w:cs="Arial"/>
-                <w:sz w:val="18"/>
-                <w:szCs w:val="18"/>
-              </w:rPr>
-              <w:t>designType</w:t>
-            </w:r>
-            <w:proofErr w:type="spellEnd"/>
-            <w:r>
-              <w:rPr>
-                <w:rFonts w:ascii="Arial" w:hAnsi="Arial" w:cs="Arial"/>
-                <w:sz w:val="18"/>
-                <w:szCs w:val="18"/>
-              </w:rPr>
-              <w:t>}</w:t>
+              <w:t>{designType}</w:t>
             </w:r>
           </w:p>
         </w:tc>
@@ -853,7 +765,6 @@
               </w:rPr>
               <w:t>{</w:t>
             </w:r>
-            <w:proofErr w:type="spellStart"/>
             <w:r>
               <w:rPr>
                 <w:rFonts w:ascii="Arial" w:hAnsi="Arial" w:cs="Arial"/>
@@ -861,7 +772,6 @@
               </w:rPr>
               <w:t>materialGrade</w:t>
             </w:r>
-            <w:proofErr w:type="spellEnd"/>
             <w:r>
               <w:rPr>
                 <w:rFonts w:ascii="Times New Roman"/>
@@ -915,7 +825,6 @@
               </w:rPr>
               <w:t>{</w:t>
             </w:r>
-            <w:proofErr w:type="spellStart"/>
             <w:r>
               <w:rPr>
                 <w:sz w:val="18"/>
@@ -923,7 +832,6 @@
               </w:rPr>
               <w:t>lwh</w:t>
             </w:r>
-            <w:proofErr w:type="spellEnd"/>
             <w:r>
               <w:rPr>
                 <w:sz w:val="18"/>
@@ -942,43 +850,7 @@
                 <w:sz w:val="18"/>
                 <w:szCs w:val="18"/>
               </w:rPr>
-              <w:t>/</w:t>
-            </w:r>
-            <w:proofErr w:type="gramStart"/>
-            <w:r>
-              <w:rPr>
-                <w:rFonts w:ascii="Arial" w:hAnsi="Arial" w:cs="Arial"/>
-                <w:sz w:val="18"/>
-                <w:szCs w:val="18"/>
-              </w:rPr>
-              <w:t>invoices}{</w:t>
-            </w:r>
-            <w:proofErr w:type="gramEnd"/>
-            <w:r>
-              <w:rPr>
-                <w:rFonts w:ascii="Arial" w:hAnsi="Arial" w:cs="Arial"/>
-                <w:sz w:val="18"/>
-                <w:szCs w:val="18"/>
-              </w:rPr>
-              <w:t>/</w:t>
-            </w:r>
-            <w:proofErr w:type="spellStart"/>
-            <w:r>
-              <w:rPr>
-                <w:rFonts w:ascii="Arial" w:hAnsi="Arial" w:cs="Arial"/>
-                <w:sz w:val="18"/>
-                <w:szCs w:val="18"/>
-              </w:rPr>
-              <w:t>IPItems</w:t>
-            </w:r>
-            <w:proofErr w:type="spellEnd"/>
-            <w:r>
-              <w:rPr>
-                <w:rFonts w:ascii="Arial" w:hAnsi="Arial" w:cs="Arial"/>
-                <w:sz w:val="18"/>
-                <w:szCs w:val="18"/>
-              </w:rPr>
-              <w:t>}</w:t>
+              <w:t>/invoices}{/IPItems}</w:t>
             </w:r>
           </w:p>
         </w:tc>
@@ -1721,6 +1593,7 @@
   <w:style w:type="character" w:default="1" w:styleId="DefaultParagraphFont">
     <w:name w:val="Default Paragraph Font"/>
     <w:uiPriority w:val="1"/>
+    <w:semiHidden/>
     <w:unhideWhenUsed/>
   </w:style>
   <w:style w:type="table" w:default="1" w:styleId="TableNormal">

--- a/electron/database/generate-document/templates/order-processing-form.docx
+++ b/electron/database/generate-document/templates/order-processing-form.docx
@@ -16,18 +16,19 @@
         </w:tblBorders>
         <w:tblLayout w:type="fixed"/>
         <w:tblCellMar>
-          <w:left w:w="0" w:type="dxa"/>
+          <w:left w:w="28" w:type="dxa"/>
           <w:right w:w="0" w:type="dxa"/>
         </w:tblCellMar>
         <w:tblLook w:val="01E0" w:firstRow="1" w:lastRow="1" w:firstColumn="1" w:lastColumn="1" w:noHBand="0" w:noVBand="0"/>
       </w:tblPr>
       <w:tblGrid>
-        <w:gridCol w:w="1700"/>
-        <w:gridCol w:w="1920"/>
-        <w:gridCol w:w="2160"/>
+        <w:gridCol w:w="1181"/>
+        <w:gridCol w:w="1842"/>
+        <w:gridCol w:w="1418"/>
+        <w:gridCol w:w="1339"/>
         <w:gridCol w:w="1420"/>
-        <w:gridCol w:w="720"/>
-        <w:gridCol w:w="1980"/>
+        <w:gridCol w:w="785"/>
+        <w:gridCol w:w="1915"/>
         <w:gridCol w:w="1020"/>
         <w:gridCol w:w="1040"/>
         <w:gridCol w:w="1020"/>
@@ -41,7 +42,7 @@
         <w:tc>
           <w:tcPr>
             <w:tcW w:w="16040" w:type="dxa"/>
-            <w:gridSpan w:val="11"/>
+            <w:gridSpan w:val="12"/>
           </w:tcPr>
           <w:p>
             <w:pPr>
@@ -183,14 +184,12 @@
         </w:trPr>
         <w:tc>
           <w:tcPr>
-            <w:tcW w:w="1700" w:type="dxa"/>
+            <w:tcW w:w="1181" w:type="dxa"/>
           </w:tcPr>
           <w:p>
             <w:pPr>
               <w:pStyle w:val="TableParagraph"/>
               <w:spacing w:before="128"/>
-              <w:ind w:left="159"/>
-              <w:jc w:val="center"/>
               <w:rPr>
                 <w:sz w:val="20"/>
               </w:rPr>
@@ -206,8 +205,8 @@
         </w:tc>
         <w:tc>
           <w:tcPr>
-            <w:tcW w:w="6220" w:type="dxa"/>
-            <w:gridSpan w:val="4"/>
+            <w:tcW w:w="6804" w:type="dxa"/>
+            <w:gridSpan w:val="5"/>
           </w:tcPr>
           <w:p>
             <w:pPr>
@@ -233,6 +232,7 @@
               </w:rPr>
               <w:t>{</w:t>
             </w:r>
+            <w:proofErr w:type="spellStart"/>
             <w:r>
               <w:rPr>
                 <w:rFonts w:ascii="Arial"/>
@@ -244,6 +244,7 @@
               </w:rPr>
               <w:t>consigneeName</w:t>
             </w:r>
+            <w:proofErr w:type="spellEnd"/>
             <w:r>
               <w:rPr>
                 <w:rFonts w:ascii="Arial"/>
@@ -258,7 +259,7 @@
         </w:tc>
         <w:tc>
           <w:tcPr>
-            <w:tcW w:w="4040" w:type="dxa"/>
+            <w:tcW w:w="3975" w:type="dxa"/>
             <w:gridSpan w:val="3"/>
           </w:tcPr>
           <w:p>
@@ -298,6 +299,7 @@
               </w:rPr>
               <w:t>{</w:t>
             </w:r>
+            <w:proofErr w:type="spellStart"/>
             <w:r>
               <w:rPr>
                 <w:rFonts w:ascii="Arial"/>
@@ -308,6 +310,7 @@
               </w:rPr>
               <w:t>orderDate</w:t>
             </w:r>
+            <w:proofErr w:type="spellEnd"/>
             <w:r>
               <w:rPr>
                 <w:rFonts w:ascii="Arial"/>
@@ -333,9 +336,11 @@
               <w:spacing w:before="105"/>
               <w:ind w:left="81"/>
               <w:rPr>
-                <w:rFonts w:ascii="Arial"/>
                 <w:b/>
-                <w:sz w:val="18"/>
+                <w:spacing w:val="-5"/>
+                <w:position w:val="3"/>
+                <w:sz w:val="20"/>
+                <w:lang w:val="en-IN"/>
               </w:rPr>
             </w:pPr>
             <w:r>
@@ -359,7 +364,37 @@
                 <w:position w:val="3"/>
                 <w:sz w:val="20"/>
               </w:rPr>
-              <w:t xml:space="preserve">NO.       </w:t>
+              <w:t xml:space="preserve">NO. </w:t>
+            </w:r>
+            <w:r>
+              <w:rPr>
+                <w:bCs/>
+                <w:spacing w:val="-5"/>
+                <w:position w:val="3"/>
+                <w:sz w:val="20"/>
+              </w:rPr>
+              <w:t>{</w:t>
+            </w:r>
+            <w:proofErr w:type="spellStart"/>
+            <w:r>
+              <w:rPr>
+                <w:bCs/>
+                <w:spacing w:val="-5"/>
+                <w:position w:val="3"/>
+                <w:sz w:val="20"/>
+                <w:lang w:val="en-IN"/>
+              </w:rPr>
+              <w:t>invoicePiNo</w:t>
+            </w:r>
+            <w:proofErr w:type="spellEnd"/>
+            <w:r>
+              <w:rPr>
+                <w:bCs/>
+                <w:spacing w:val="-5"/>
+                <w:position w:val="3"/>
+                <w:sz w:val="20"/>
+              </w:rPr>
+              <w:t>}</w:t>
             </w:r>
           </w:p>
         </w:tc>
@@ -370,13 +405,13 @@
         </w:trPr>
         <w:tc>
           <w:tcPr>
-            <w:tcW w:w="1700" w:type="dxa"/>
+            <w:tcW w:w="1181" w:type="dxa"/>
           </w:tcPr>
           <w:p>
             <w:pPr>
               <w:pStyle w:val="TableParagraph"/>
               <w:spacing w:before="50"/>
-              <w:ind w:left="490"/>
+              <w:jc w:val="center"/>
               <w:rPr>
                 <w:sz w:val="20"/>
               </w:rPr>
@@ -398,7 +433,7 @@
         </w:tc>
         <w:tc>
           <w:tcPr>
-            <w:tcW w:w="1920" w:type="dxa"/>
+            <w:tcW w:w="1842" w:type="dxa"/>
           </w:tcPr>
           <w:p>
             <w:pPr>
@@ -420,13 +455,13 @@
         </w:tc>
         <w:tc>
           <w:tcPr>
-            <w:tcW w:w="2160" w:type="dxa"/>
+            <w:tcW w:w="1418" w:type="dxa"/>
           </w:tcPr>
           <w:p>
             <w:pPr>
               <w:pStyle w:val="TableParagraph"/>
               <w:spacing w:before="50"/>
-              <w:ind w:left="725"/>
+              <w:jc w:val="center"/>
               <w:rPr>
                 <w:sz w:val="20"/>
               </w:rPr>
@@ -437,6 +472,28 @@
                 <w:sz w:val="20"/>
               </w:rPr>
               <w:t>DESIGN</w:t>
+            </w:r>
+          </w:p>
+        </w:tc>
+        <w:tc>
+          <w:tcPr>
+            <w:tcW w:w="1339" w:type="dxa"/>
+          </w:tcPr>
+          <w:p>
+            <w:pPr>
+              <w:pStyle w:val="TableParagraph"/>
+              <w:spacing w:before="40"/>
+              <w:ind w:left="120"/>
+              <w:jc w:val="center"/>
+              <w:rPr>
+                <w:sz w:val="20"/>
+              </w:rPr>
+            </w:pPr>
+            <w:r>
+              <w:rPr>
+                <w:sz w:val="20"/>
+              </w:rPr>
+              <w:t>BRAND</w:t>
             </w:r>
           </w:p>
         </w:tc>
@@ -464,7 +521,7 @@
         </w:tc>
         <w:tc>
           <w:tcPr>
-            <w:tcW w:w="720" w:type="dxa"/>
+            <w:tcW w:w="785" w:type="dxa"/>
           </w:tcPr>
           <w:p>
             <w:pPr>
@@ -486,7 +543,7 @@
         </w:tc>
         <w:tc>
           <w:tcPr>
-            <w:tcW w:w="1980" w:type="dxa"/>
+            <w:tcW w:w="1915" w:type="dxa"/>
           </w:tcPr>
           <w:p>
             <w:pPr>
@@ -624,14 +681,12 @@
         </w:trPr>
         <w:tc>
           <w:tcPr>
-            <w:tcW w:w="1700" w:type="dxa"/>
+            <w:tcW w:w="1181" w:type="dxa"/>
           </w:tcPr>
           <w:p>
             <w:pPr>
               <w:pStyle w:val="TableParagraph"/>
               <w:spacing w:before="40"/>
-              <w:ind w:left="159"/>
-              <w:jc w:val="center"/>
               <w:rPr>
                 <w:rFonts w:ascii="Arial"/>
                 <w:b/>
@@ -644,69 +699,315 @@
                 <w:sz w:val="20"/>
                 <w:szCs w:val="20"/>
               </w:rPr>
-              <w:t>{#IPItems}</w:t>
-            </w:r>
+              <w:t>{#</w:t>
+            </w:r>
+            <w:proofErr w:type="gramStart"/>
             <w:r>
               <w:rPr>
                 <w:rFonts w:ascii="Arial" w:hAnsi="Arial" w:cs="Arial"/>
-                <w:sz w:val="18"/>
-                <w:szCs w:val="18"/>
-              </w:rPr>
-              <w:t>{#invoices}</w:t>
-            </w:r>
+                <w:sz w:val="20"/>
+                <w:szCs w:val="20"/>
+              </w:rPr>
+              <w:t>IPItems}</w:t>
+            </w:r>
+            <w:r>
+              <w:rPr>
+                <w:rFonts w:cstheme="minorHAnsi"/>
+                <w:sz w:val="18"/>
+                <w:szCs w:val="18"/>
+              </w:rPr>
+              <w:t>{</w:t>
+            </w:r>
+            <w:proofErr w:type="gramEnd"/>
+            <w:r>
+              <w:rPr>
+                <w:rFonts w:cstheme="minorHAnsi"/>
+                <w:sz w:val="18"/>
+                <w:szCs w:val="18"/>
+              </w:rPr>
+              <w:t>#</w:t>
+            </w:r>
+            <w:proofErr w:type="gramStart"/>
+            <w:r>
+              <w:rPr>
+                <w:rFonts w:cstheme="minorHAnsi"/>
+                <w:sz w:val="18"/>
+                <w:szCs w:val="18"/>
+              </w:rPr>
+              <w:t>invoices}</w:t>
+            </w:r>
+            <w:r>
+              <w:rPr>
+                <w:rFonts w:cstheme="minorHAnsi"/>
+                <w:sz w:val="18"/>
+                <w:szCs w:val="18"/>
+              </w:rPr>
+              <w:t>{</w:t>
+            </w:r>
+            <w:proofErr w:type="gramEnd"/>
+            <w:r>
+              <w:rPr>
+                <w:rFonts w:cstheme="minorHAnsi"/>
+                <w:sz w:val="18"/>
+                <w:szCs w:val="18"/>
+              </w:rPr>
+              <w:t>#</w:t>
+            </w:r>
+            <w:proofErr w:type="gramStart"/>
+            <w:r>
+              <w:rPr>
+                <w:rFonts w:cstheme="minorHAnsi"/>
+                <w:sz w:val="18"/>
+                <w:szCs w:val="18"/>
+              </w:rPr>
+              <w:t>prefixCode</w:t>
+            </w:r>
+            <w:r>
+              <w:rPr>
+                <w:rFonts w:cstheme="minorHAnsi"/>
+                <w:sz w:val="18"/>
+                <w:szCs w:val="18"/>
+              </w:rPr>
+              <w:t>}</w:t>
+            </w:r>
+            <w:r>
+              <w:rPr>
+                <w:rFonts w:cstheme="minorHAnsi"/>
+                <w:sz w:val="18"/>
+                <w:szCs w:val="18"/>
+              </w:rPr>
+              <w:t>{</w:t>
+            </w:r>
+            <w:proofErr w:type="gramEnd"/>
+            <w:r>
+              <w:rPr>
+                <w:rFonts w:cstheme="minorHAnsi"/>
+                <w:sz w:val="18"/>
+                <w:szCs w:val="18"/>
+              </w:rPr>
+              <w:t>prefixCode}</w:t>
+            </w:r>
+            <w:r>
+              <w:rPr>
+                <w:rFonts w:cstheme="minorHAnsi"/>
+                <w:sz w:val="18"/>
+                <w:szCs w:val="18"/>
+              </w:rPr>
+              <w:t>/{/</w:t>
+            </w:r>
+            <w:proofErr w:type="gramStart"/>
+            <w:r>
+              <w:rPr>
+                <w:rFonts w:cstheme="minorHAnsi"/>
+                <w:sz w:val="18"/>
+                <w:szCs w:val="18"/>
+              </w:rPr>
+              <w:t>prefixCode</w:t>
+            </w:r>
+            <w:r>
+              <w:rPr>
+                <w:rFonts w:cstheme="minorHAnsi"/>
+                <w:sz w:val="18"/>
+                <w:szCs w:val="18"/>
+              </w:rPr>
+              <w:t>}</w:t>
+            </w:r>
+            <w:r>
+              <w:rPr>
+                <w:rFonts w:cstheme="minorHAnsi"/>
+                <w:sz w:val="18"/>
+                <w:szCs w:val="18"/>
+              </w:rPr>
+              <w:t>{</w:t>
+            </w:r>
+            <w:proofErr w:type="gramEnd"/>
+            <w:r>
+              <w:rPr>
+                <w:rFonts w:cstheme="minorHAnsi"/>
+                <w:sz w:val="18"/>
+                <w:szCs w:val="18"/>
+              </w:rPr>
+              <w:t>containerFrom}{#containerTo}</w:t>
+            </w:r>
+            <w:r>
+              <w:rPr>
+                <w:rFonts w:cstheme="minorHAnsi"/>
+                <w:sz w:val="18"/>
+                <w:szCs w:val="18"/>
+              </w:rPr>
+              <w:t xml:space="preserve"> - </w:t>
+            </w:r>
+            <w:r>
+              <w:rPr>
+                <w:rFonts w:cstheme="minorHAnsi"/>
+                <w:sz w:val="18"/>
+                <w:szCs w:val="18"/>
+              </w:rPr>
+              <w:t>{</w:t>
+            </w:r>
+            <w:proofErr w:type="spellStart"/>
+            <w:r>
+              <w:rPr>
+                <w:rFonts w:cstheme="minorHAnsi"/>
+                <w:sz w:val="18"/>
+                <w:szCs w:val="18"/>
+              </w:rPr>
+              <w:t>containerTo</w:t>
+            </w:r>
+            <w:proofErr w:type="spellEnd"/>
+            <w:r>
+              <w:rPr>
+                <w:rFonts w:cstheme="minorHAnsi"/>
+                <w:sz w:val="18"/>
+                <w:szCs w:val="18"/>
+              </w:rPr>
+              <w:t>}{/</w:t>
+            </w:r>
+            <w:proofErr w:type="spellStart"/>
+            <w:r>
+              <w:rPr>
+                <w:rFonts w:cstheme="minorHAnsi"/>
+                <w:sz w:val="18"/>
+                <w:szCs w:val="18"/>
+              </w:rPr>
+              <w:t>containerTo</w:t>
+            </w:r>
+            <w:proofErr w:type="spellEnd"/>
+            <w:r>
+              <w:rPr>
+                <w:rFonts w:cstheme="minorHAnsi"/>
+                <w:sz w:val="18"/>
+                <w:szCs w:val="18"/>
+              </w:rPr>
+              <w:t>}</w:t>
+            </w:r>
+          </w:p>
+        </w:tc>
+        <w:tc>
+          <w:tcPr>
+            <w:tcW w:w="1842" w:type="dxa"/>
+          </w:tcPr>
+          <w:p>
+            <w:pPr>
+              <w:pStyle w:val="TableParagraph"/>
+              <w:spacing w:before="40"/>
+              <w:rPr>
+                <w:sz w:val="18"/>
+              </w:rPr>
+            </w:pPr>
             <w:r>
               <w:rPr>
                 <w:rFonts w:ascii="Arial" w:hAnsi="Arial" w:cs="Arial"/>
                 <w:sz w:val="18"/>
                 <w:szCs w:val="18"/>
               </w:rPr>
-              <w:t>{prefixCode}</w:t>
-            </w:r>
+              <w:t>{</w:t>
+            </w:r>
+            <w:proofErr w:type="spellStart"/>
             <w:r>
               <w:rPr>
                 <w:rFonts w:ascii="Arial" w:hAnsi="Arial" w:cs="Arial"/>
                 <w:sz w:val="18"/>
                 <w:szCs w:val="18"/>
               </w:rPr>
-              <w:t>\</w:t>
-            </w:r>
+              <w:t>finishType</w:t>
+            </w:r>
+            <w:proofErr w:type="spellEnd"/>
             <w:r>
               <w:rPr>
                 <w:rFonts w:ascii="Arial" w:hAnsi="Arial" w:cs="Arial"/>
                 <w:sz w:val="18"/>
                 <w:szCs w:val="18"/>
               </w:rPr>
-              <w:t xml:space="preserve">{containerFrom}{#containerTo} </w:t>
-            </w:r>
+              <w:t>}</w:t>
+            </w:r>
+          </w:p>
+        </w:tc>
+        <w:tc>
+          <w:tcPr>
+            <w:tcW w:w="1418" w:type="dxa"/>
+          </w:tcPr>
+          <w:p>
+            <w:pPr>
+              <w:pStyle w:val="TableParagraph"/>
+              <w:spacing w:before="40"/>
+              <w:jc w:val="both"/>
+              <w:rPr>
+                <w:sz w:val="18"/>
+              </w:rPr>
+            </w:pPr>
             <w:r>
               <w:rPr>
                 <w:rFonts w:ascii="Arial" w:hAnsi="Arial" w:cs="Arial"/>
                 <w:sz w:val="18"/>
                 <w:szCs w:val="18"/>
               </w:rPr>
-              <w:t>-</w:t>
-            </w:r>
+              <w:t>{</w:t>
+            </w:r>
+            <w:proofErr w:type="spellStart"/>
             <w:r>
               <w:rPr>
                 <w:rFonts w:ascii="Arial" w:hAnsi="Arial" w:cs="Arial"/>
                 <w:sz w:val="18"/>
                 <w:szCs w:val="18"/>
               </w:rPr>
-              <w:t xml:space="preserve"> {containerTo}{/containerTo}</w:t>
-            </w:r>
-          </w:p>
-        </w:tc>
-        <w:tc>
-          <w:tcPr>
-            <w:tcW w:w="1920" w:type="dxa"/>
+              <w:t>designType</w:t>
+            </w:r>
+            <w:proofErr w:type="spellEnd"/>
+            <w:r>
+              <w:rPr>
+                <w:rFonts w:ascii="Arial" w:hAnsi="Arial" w:cs="Arial"/>
+                <w:sz w:val="18"/>
+                <w:szCs w:val="18"/>
+              </w:rPr>
+              <w:t>}</w:t>
+            </w:r>
+          </w:p>
+        </w:tc>
+        <w:tc>
+          <w:tcPr>
+            <w:tcW w:w="1339" w:type="dxa"/>
           </w:tcPr>
           <w:p>
             <w:pPr>
               <w:pStyle w:val="TableParagraph"/>
               <w:spacing w:before="40"/>
-              <w:ind w:left="79"/>
-              <w:jc w:val="center"/>
-              <w:rPr>
+              <w:rPr>
+                <w:sz w:val="18"/>
+              </w:rPr>
+            </w:pPr>
+            <w:r>
+              <w:rPr>
+                <w:sz w:val="18"/>
+              </w:rPr>
+              <w:t>{</w:t>
+            </w:r>
+            <w:proofErr w:type="spellStart"/>
+            <w:r>
+              <w:rPr>
+                <w:sz w:val="18"/>
+              </w:rPr>
+              <w:t>brandName</w:t>
+            </w:r>
+            <w:proofErr w:type="spellEnd"/>
+            <w:r>
+              <w:rPr>
+                <w:sz w:val="18"/>
+              </w:rPr>
+              <w:t>}</w:t>
+            </w:r>
+          </w:p>
+        </w:tc>
+        <w:tc>
+          <w:tcPr>
+            <w:tcW w:w="1420" w:type="dxa"/>
+          </w:tcPr>
+          <w:p>
+            <w:pPr>
+              <w:pStyle w:val="TableParagraph"/>
+              <w:spacing w:before="40"/>
+              <w:rPr>
+                <w:rFonts w:ascii="Times New Roman"/>
                 <w:sz w:val="18"/>
               </w:rPr>
             </w:pPr>
@@ -714,22 +1015,35 @@
               <w:rPr>
                 <w:rFonts w:ascii="Arial" w:hAnsi="Arial" w:cs="Arial"/>
                 <w:sz w:val="18"/>
-                <w:szCs w:val="18"/>
-              </w:rPr>
-              <w:t>{finishType}</w:t>
-            </w:r>
-          </w:p>
-        </w:tc>
-        <w:tc>
-          <w:tcPr>
-            <w:tcW w:w="2160" w:type="dxa"/>
+              </w:rPr>
+              <w:t>{</w:t>
+            </w:r>
+            <w:proofErr w:type="spellStart"/>
+            <w:r>
+              <w:rPr>
+                <w:rFonts w:ascii="Arial" w:hAnsi="Arial" w:cs="Arial"/>
+                <w:sz w:val="18"/>
+              </w:rPr>
+              <w:t>materialGrade</w:t>
+            </w:r>
+            <w:proofErr w:type="spellEnd"/>
+            <w:r>
+              <w:rPr>
+                <w:rFonts w:ascii="Times New Roman"/>
+                <w:sz w:val="18"/>
+              </w:rPr>
+              <w:t>}</w:t>
+            </w:r>
+          </w:p>
+        </w:tc>
+        <w:tc>
+          <w:tcPr>
+            <w:tcW w:w="785" w:type="dxa"/>
           </w:tcPr>
           <w:p>
             <w:pPr>
               <w:pStyle w:val="TableParagraph"/>
               <w:spacing w:before="40"/>
-              <w:ind w:left="120"/>
-              <w:jc w:val="center"/>
               <w:rPr>
                 <w:sz w:val="18"/>
               </w:rPr>
@@ -740,117 +1054,87 @@
                 <w:sz w:val="18"/>
                 <w:szCs w:val="18"/>
               </w:rPr>
-              <w:t>{designType}</w:t>
-            </w:r>
-          </w:p>
-        </w:tc>
-        <w:tc>
-          <w:tcPr>
-            <w:tcW w:w="1420" w:type="dxa"/>
+              <w:t>{quantity}</w:t>
+            </w:r>
+          </w:p>
+        </w:tc>
+        <w:tc>
+          <w:tcPr>
+            <w:tcW w:w="1915" w:type="dxa"/>
           </w:tcPr>
           <w:p>
             <w:pPr>
               <w:pStyle w:val="TableParagraph"/>
               <w:spacing w:before="40"/>
-              <w:jc w:val="center"/>
-              <w:rPr>
-                <w:rFonts w:ascii="Times New Roman"/>
-                <w:sz w:val="18"/>
-              </w:rPr>
-            </w:pPr>
-            <w:r>
-              <w:rPr>
-                <w:rFonts w:ascii="Times New Roman"/>
+              <w:rPr>
+                <w:sz w:val="18"/>
+                <w:lang w:val="en-IN"/>
+              </w:rPr>
+            </w:pPr>
+            <w:r>
+              <w:rPr>
                 <w:sz w:val="18"/>
               </w:rPr>
               <w:t>{</w:t>
             </w:r>
+            <w:proofErr w:type="spellStart"/>
+            <w:r>
+              <w:rPr>
+                <w:sz w:val="18"/>
+                <w:lang w:val="en-IN"/>
+              </w:rPr>
+              <w:t>lwh</w:t>
+            </w:r>
+            <w:proofErr w:type="spellEnd"/>
+            <w:r>
+              <w:rPr>
+                <w:sz w:val="18"/>
+              </w:rPr>
+              <w:t>}{</w:t>
+            </w:r>
             <w:r>
               <w:rPr>
                 <w:rFonts w:ascii="Arial" w:hAnsi="Arial" w:cs="Arial"/>
                 <w:sz w:val="18"/>
-              </w:rPr>
-              <w:t>materialGrade</w:t>
-            </w:r>
-            <w:r>
-              <w:rPr>
-                <w:rFonts w:ascii="Times New Roman"/>
-                <w:sz w:val="18"/>
+                <w:szCs w:val="18"/>
+              </w:rPr>
+              <w:t>/</w:t>
+            </w:r>
+            <w:proofErr w:type="gramStart"/>
+            <w:r>
+              <w:rPr>
+                <w:rFonts w:ascii="Arial" w:hAnsi="Arial" w:cs="Arial"/>
+                <w:sz w:val="18"/>
+                <w:szCs w:val="18"/>
+              </w:rPr>
+              <w:t>invoices}{</w:t>
+            </w:r>
+            <w:proofErr w:type="gramEnd"/>
+            <w:r>
+              <w:rPr>
+                <w:rFonts w:ascii="Arial" w:hAnsi="Arial" w:cs="Arial"/>
+                <w:sz w:val="18"/>
+                <w:szCs w:val="18"/>
+              </w:rPr>
+              <w:t>/</w:t>
+            </w:r>
+            <w:proofErr w:type="spellStart"/>
+            <w:r>
+              <w:rPr>
+                <w:rFonts w:ascii="Arial" w:hAnsi="Arial" w:cs="Arial"/>
+                <w:sz w:val="18"/>
+                <w:szCs w:val="18"/>
+              </w:rPr>
+              <w:t>IPItems</w:t>
+            </w:r>
+            <w:proofErr w:type="spellEnd"/>
+            <w:r>
+              <w:rPr>
+                <w:rFonts w:ascii="Arial" w:hAnsi="Arial" w:cs="Arial"/>
+                <w:sz w:val="18"/>
+                <w:szCs w:val="18"/>
               </w:rPr>
               <w:t>}</w:t>
-            </w:r>
-          </w:p>
-        </w:tc>
-        <w:tc>
-          <w:tcPr>
-            <w:tcW w:w="720" w:type="dxa"/>
-          </w:tcPr>
-          <w:p>
-            <w:pPr>
-              <w:pStyle w:val="TableParagraph"/>
-              <w:spacing w:before="40"/>
-              <w:ind w:left="81"/>
-              <w:jc w:val="center"/>
-              <w:rPr>
-                <w:sz w:val="18"/>
-              </w:rPr>
-            </w:pPr>
-            <w:r>
-              <w:rPr>
-                <w:rFonts w:ascii="Arial" w:hAnsi="Arial" w:cs="Arial"/>
-                <w:sz w:val="18"/>
-                <w:szCs w:val="18"/>
-              </w:rPr>
-              <w:t>{quantity}</w:t>
-            </w:r>
-          </w:p>
-        </w:tc>
-        <w:tc>
-          <w:tcPr>
-            <w:tcW w:w="1980" w:type="dxa"/>
-          </w:tcPr>
-          <w:p>
-            <w:pPr>
-              <w:pStyle w:val="TableParagraph"/>
-              <w:spacing w:before="40"/>
-              <w:jc w:val="center"/>
-              <w:rPr>
-                <w:sz w:val="18"/>
-                <w:lang w:val="en-IN"/>
-              </w:rPr>
-            </w:pPr>
-            <w:r>
-              <w:rPr>
-                <w:sz w:val="18"/>
-              </w:rPr>
-              <w:t>{</w:t>
-            </w:r>
-            <w:r>
-              <w:rPr>
-                <w:sz w:val="18"/>
-                <w:lang w:val="en-IN"/>
-              </w:rPr>
-              <w:t>lwh</w:t>
-            </w:r>
-            <w:r>
-              <w:rPr>
-                <w:sz w:val="18"/>
-              </w:rPr>
-              <w:t>}</w:t>
-            </w:r>
-            <w:r>
-              <w:rPr>
-                <w:sz w:val="18"/>
-              </w:rPr>
-              <w:t>{</w:t>
-            </w:r>
-            <w:r>
-              <w:rPr>
-                <w:rFonts w:ascii="Arial" w:hAnsi="Arial" w:cs="Arial"/>
-                <w:sz w:val="18"/>
-                <w:szCs w:val="18"/>
-              </w:rPr>
-              <w:t>/invoices}{/IPItems}</w:t>
             </w:r>
           </w:p>
         </w:tc>
@@ -928,6 +1212,16 @@
     </w:tbl>
     <w:p/>
     <w:p>
+      <w:r>
+        <w:tab/>
+      </w:r>
+    </w:p>
+    <w:p>
+      <w:pPr>
+        <w:tabs>
+          <w:tab w:val="left" w:pos="13908"/>
+        </w:tabs>
+      </w:pPr>
       <w:r>
         <w:tab/>
       </w:r>

--- a/electron/database/generate-document/templates/order-processing-form.docx
+++ b/electron/database/generate-document/templates/order-processing-form.docx
@@ -22,18 +22,18 @@
         <w:tblLook w:val="01E0" w:firstRow="1" w:lastRow="1" w:firstColumn="1" w:lastColumn="1" w:noHBand="0" w:noVBand="0"/>
       </w:tblPr>
       <w:tblGrid>
-        <w:gridCol w:w="1181"/>
-        <w:gridCol w:w="1842"/>
-        <w:gridCol w:w="1418"/>
-        <w:gridCol w:w="1339"/>
-        <w:gridCol w:w="1420"/>
-        <w:gridCol w:w="785"/>
-        <w:gridCol w:w="1915"/>
-        <w:gridCol w:w="1020"/>
-        <w:gridCol w:w="1040"/>
-        <w:gridCol w:w="1020"/>
-        <w:gridCol w:w="960"/>
-        <w:gridCol w:w="2100"/>
+        <w:gridCol w:w="1464"/>
+        <w:gridCol w:w="1134"/>
+        <w:gridCol w:w="1843"/>
+        <w:gridCol w:w="1276"/>
+        <w:gridCol w:w="2409"/>
+        <w:gridCol w:w="709"/>
+        <w:gridCol w:w="1701"/>
+        <w:gridCol w:w="992"/>
+        <w:gridCol w:w="1134"/>
+        <w:gridCol w:w="993"/>
+        <w:gridCol w:w="850"/>
+        <w:gridCol w:w="1535"/>
       </w:tblGrid>
       <w:tr>
         <w:trPr>
@@ -184,7 +184,7 @@
         </w:trPr>
         <w:tc>
           <w:tcPr>
-            <w:tcW w:w="1181" w:type="dxa"/>
+            <w:tcW w:w="1464" w:type="dxa"/>
           </w:tcPr>
           <w:p>
             <w:pPr>
@@ -205,7 +205,7 @@
         </w:tc>
         <w:tc>
           <w:tcPr>
-            <w:tcW w:w="6804" w:type="dxa"/>
+            <w:tcW w:w="7371" w:type="dxa"/>
             <w:gridSpan w:val="5"/>
           </w:tcPr>
           <w:p>
@@ -259,7 +259,7 @@
         </w:tc>
         <w:tc>
           <w:tcPr>
-            <w:tcW w:w="3975" w:type="dxa"/>
+            <w:tcW w:w="3827" w:type="dxa"/>
             <w:gridSpan w:val="3"/>
           </w:tcPr>
           <w:p>
@@ -324,7 +324,7 @@
         </w:tc>
         <w:tc>
           <w:tcPr>
-            <w:tcW w:w="4080" w:type="dxa"/>
+            <w:tcW w:w="3378" w:type="dxa"/>
             <w:gridSpan w:val="3"/>
           </w:tcPr>
           <w:p>
@@ -368,7 +368,7 @@
             </w:r>
             <w:r>
               <w:rPr>
-                <w:bCs/>
+                <w:b/>
                 <w:spacing w:val="-5"/>
                 <w:position w:val="3"/>
                 <w:sz w:val="20"/>
@@ -378,7 +378,7 @@
             <w:proofErr w:type="spellStart"/>
             <w:r>
               <w:rPr>
-                <w:bCs/>
+                <w:b/>
                 <w:spacing w:val="-5"/>
                 <w:position w:val="3"/>
                 <w:sz w:val="20"/>
@@ -389,7 +389,7 @@
             <w:proofErr w:type="spellEnd"/>
             <w:r>
               <w:rPr>
-                <w:bCs/>
+                <w:b/>
                 <w:spacing w:val="-5"/>
                 <w:position w:val="3"/>
                 <w:sz w:val="20"/>
@@ -405,7 +405,7 @@
         </w:trPr>
         <w:tc>
           <w:tcPr>
-            <w:tcW w:w="1181" w:type="dxa"/>
+            <w:tcW w:w="1464" w:type="dxa"/>
           </w:tcPr>
           <w:p>
             <w:pPr>
@@ -433,29 +433,7 @@
         </w:tc>
         <w:tc>
           <w:tcPr>
-            <w:tcW w:w="1842" w:type="dxa"/>
-          </w:tcPr>
-          <w:p>
-            <w:pPr>
-              <w:pStyle w:val="TableParagraph"/>
-              <w:spacing w:before="50"/>
-              <w:ind w:left="621"/>
-              <w:rPr>
-                <w:sz w:val="20"/>
-              </w:rPr>
-            </w:pPr>
-            <w:r>
-              <w:rPr>
-                <w:spacing w:val="-2"/>
-                <w:sz w:val="20"/>
-              </w:rPr>
-              <w:t>FINISH</w:t>
-            </w:r>
-          </w:p>
-        </w:tc>
-        <w:tc>
-          <w:tcPr>
-            <w:tcW w:w="1418" w:type="dxa"/>
+            <w:tcW w:w="1134" w:type="dxa"/>
           </w:tcPr>
           <w:p>
             <w:pPr>
@@ -471,24 +449,51 @@
                 <w:spacing w:val="-2"/>
                 <w:sz w:val="20"/>
               </w:rPr>
+              <w:t>FINISH</w:t>
+            </w:r>
+          </w:p>
+        </w:tc>
+        <w:tc>
+          <w:tcPr>
+            <w:tcW w:w="1843" w:type="dxa"/>
+          </w:tcPr>
+          <w:p>
+            <w:pPr>
+              <w:pStyle w:val="TableParagraph"/>
+              <w:spacing w:before="50"/>
+              <w:jc w:val="center"/>
+              <w:rPr>
+                <w:sz w:val="20"/>
+              </w:rPr>
+            </w:pPr>
+            <w:r>
+              <w:rPr>
+                <w:spacing w:val="-2"/>
+                <w:sz w:val="20"/>
+              </w:rPr>
               <w:t>DESIGN</w:t>
             </w:r>
           </w:p>
         </w:tc>
         <w:tc>
           <w:tcPr>
-            <w:tcW w:w="1339" w:type="dxa"/>
+            <w:tcW w:w="1276" w:type="dxa"/>
           </w:tcPr>
           <w:p>
             <w:pPr>
               <w:pStyle w:val="TableParagraph"/>
               <w:spacing w:before="40"/>
               <w:ind w:left="120"/>
-              <w:jc w:val="center"/>
-              <w:rPr>
-                <w:sz w:val="20"/>
-              </w:rPr>
-            </w:pPr>
+              <w:rPr>
+                <w:sz w:val="20"/>
+              </w:rPr>
+            </w:pPr>
+            <w:r>
+              <w:rPr>
+                <w:sz w:val="20"/>
+              </w:rPr>
+              <w:t xml:space="preserve">    </w:t>
+            </w:r>
             <w:r>
               <w:rPr>
                 <w:sz w:val="20"/>
@@ -499,7 +504,7 @@
         </w:tc>
         <w:tc>
           <w:tcPr>
-            <w:tcW w:w="1420" w:type="dxa"/>
+            <w:tcW w:w="2409" w:type="dxa"/>
           </w:tcPr>
           <w:p>
             <w:pPr>
@@ -515,19 +520,25 @@
                 <w:spacing w:val="-2"/>
                 <w:sz w:val="20"/>
               </w:rPr>
+              <w:t xml:space="preserve">      </w:t>
+            </w:r>
+            <w:r>
+              <w:rPr>
+                <w:spacing w:val="-2"/>
+                <w:sz w:val="20"/>
+              </w:rPr>
               <w:t>GRADE</w:t>
             </w:r>
           </w:p>
         </w:tc>
         <w:tc>
           <w:tcPr>
-            <w:tcW w:w="785" w:type="dxa"/>
+            <w:tcW w:w="709" w:type="dxa"/>
           </w:tcPr>
           <w:p>
             <w:pPr>
               <w:pStyle w:val="TableParagraph"/>
               <w:spacing w:before="50"/>
-              <w:ind w:left="165"/>
               <w:rPr>
                 <w:sz w:val="20"/>
               </w:rPr>
@@ -537,13 +548,20 @@
                 <w:spacing w:val="-5"/>
                 <w:sz w:val="20"/>
               </w:rPr>
+              <w:t xml:space="preserve">  </w:t>
+            </w:r>
+            <w:r>
+              <w:rPr>
+                <w:spacing w:val="-5"/>
+                <w:sz w:val="20"/>
+              </w:rPr>
               <w:t>QTY</w:t>
             </w:r>
           </w:p>
         </w:tc>
         <w:tc>
           <w:tcPr>
-            <w:tcW w:w="1915" w:type="dxa"/>
+            <w:tcW w:w="1701" w:type="dxa"/>
           </w:tcPr>
           <w:p>
             <w:pPr>
@@ -566,13 +584,13 @@
         </w:tc>
         <w:tc>
           <w:tcPr>
-            <w:tcW w:w="1020" w:type="dxa"/>
+            <w:tcW w:w="992" w:type="dxa"/>
           </w:tcPr>
           <w:p>
             <w:pPr>
               <w:pStyle w:val="TableParagraph"/>
               <w:spacing w:before="50"/>
-              <w:ind w:left="160"/>
+              <w:jc w:val="center"/>
               <w:rPr>
                 <w:sz w:val="20"/>
               </w:rPr>
@@ -588,13 +606,13 @@
         </w:tc>
         <w:tc>
           <w:tcPr>
-            <w:tcW w:w="1040" w:type="dxa"/>
+            <w:tcW w:w="1134" w:type="dxa"/>
           </w:tcPr>
           <w:p>
             <w:pPr>
               <w:pStyle w:val="TableParagraph"/>
               <w:spacing w:before="50"/>
-              <w:ind w:left="77"/>
+              <w:jc w:val="center"/>
               <w:rPr>
                 <w:sz w:val="20"/>
               </w:rPr>
@@ -610,13 +628,13 @@
         </w:tc>
         <w:tc>
           <w:tcPr>
-            <w:tcW w:w="1020" w:type="dxa"/>
+            <w:tcW w:w="993" w:type="dxa"/>
           </w:tcPr>
           <w:p>
             <w:pPr>
               <w:pStyle w:val="TableParagraph"/>
               <w:spacing w:before="50"/>
-              <w:ind w:left="177"/>
+              <w:jc w:val="center"/>
               <w:rPr>
                 <w:sz w:val="20"/>
               </w:rPr>
@@ -632,13 +650,12 @@
         </w:tc>
         <w:tc>
           <w:tcPr>
-            <w:tcW w:w="960" w:type="dxa"/>
+            <w:tcW w:w="850" w:type="dxa"/>
           </w:tcPr>
           <w:p>
             <w:pPr>
               <w:pStyle w:val="TableParagraph"/>
               <w:spacing w:before="50"/>
-              <w:ind w:left="311"/>
               <w:rPr>
                 <w:sz w:val="20"/>
               </w:rPr>
@@ -648,19 +665,26 @@
                 <w:spacing w:val="-5"/>
                 <w:sz w:val="20"/>
               </w:rPr>
+              <w:t xml:space="preserve">    </w:t>
+            </w:r>
+            <w:r>
+              <w:rPr>
+                <w:spacing w:val="-5"/>
+                <w:sz w:val="20"/>
+              </w:rPr>
               <w:t>BAL</w:t>
             </w:r>
           </w:p>
         </w:tc>
         <w:tc>
           <w:tcPr>
-            <w:tcW w:w="2100" w:type="dxa"/>
+            <w:tcW w:w="1535" w:type="dxa"/>
           </w:tcPr>
           <w:p>
             <w:pPr>
               <w:pStyle w:val="TableParagraph"/>
               <w:spacing w:before="31"/>
-              <w:ind w:left="508"/>
+              <w:jc w:val="center"/>
               <w:rPr>
                 <w:sz w:val="20"/>
               </w:rPr>
@@ -681,7 +705,7 @@
         </w:trPr>
         <w:tc>
           <w:tcPr>
-            <w:tcW w:w="1181" w:type="dxa"/>
+            <w:tcW w:w="1464" w:type="dxa"/>
           </w:tcPr>
           <w:p>
             <w:pPr>
@@ -885,7 +909,7 @@
         </w:tc>
         <w:tc>
           <w:tcPr>
-            <w:tcW w:w="1842" w:type="dxa"/>
+            <w:tcW w:w="1134" w:type="dxa"/>
           </w:tcPr>
           <w:p>
             <w:pPr>
@@ -925,7 +949,7 @@
         </w:tc>
         <w:tc>
           <w:tcPr>
-            <w:tcW w:w="1418" w:type="dxa"/>
+            <w:tcW w:w="1843" w:type="dxa"/>
           </w:tcPr>
           <w:p>
             <w:pPr>
@@ -966,7 +990,7 @@
         </w:tc>
         <w:tc>
           <w:tcPr>
-            <w:tcW w:w="1339" w:type="dxa"/>
+            <w:tcW w:w="1276" w:type="dxa"/>
           </w:tcPr>
           <w:p>
             <w:pPr>
@@ -1000,7 +1024,7 @@
         </w:tc>
         <w:tc>
           <w:tcPr>
-            <w:tcW w:w="1420" w:type="dxa"/>
+            <w:tcW w:w="2409" w:type="dxa"/>
           </w:tcPr>
           <w:p>
             <w:pPr>
@@ -1038,7 +1062,7 @@
         </w:tc>
         <w:tc>
           <w:tcPr>
-            <w:tcW w:w="785" w:type="dxa"/>
+            <w:tcW w:w="709" w:type="dxa"/>
           </w:tcPr>
           <w:p>
             <w:pPr>
@@ -1060,7 +1084,7 @@
         </w:tc>
         <w:tc>
           <w:tcPr>
-            <w:tcW w:w="1915" w:type="dxa"/>
+            <w:tcW w:w="1701" w:type="dxa"/>
           </w:tcPr>
           <w:p>
             <w:pPr>
@@ -1140,7 +1164,7 @@
         </w:tc>
         <w:tc>
           <w:tcPr>
-            <w:tcW w:w="1020" w:type="dxa"/>
+            <w:tcW w:w="992" w:type="dxa"/>
           </w:tcPr>
           <w:p>
             <w:pPr>
@@ -1154,7 +1178,7 @@
         </w:tc>
         <w:tc>
           <w:tcPr>
-            <w:tcW w:w="1040" w:type="dxa"/>
+            <w:tcW w:w="1134" w:type="dxa"/>
           </w:tcPr>
           <w:p>
             <w:pPr>
@@ -1168,7 +1192,7 @@
         </w:tc>
         <w:tc>
           <w:tcPr>
-            <w:tcW w:w="1020" w:type="dxa"/>
+            <w:tcW w:w="993" w:type="dxa"/>
           </w:tcPr>
           <w:p>
             <w:pPr>
@@ -1182,7 +1206,7 @@
         </w:tc>
         <w:tc>
           <w:tcPr>
-            <w:tcW w:w="960" w:type="dxa"/>
+            <w:tcW w:w="850" w:type="dxa"/>
           </w:tcPr>
           <w:p>
             <w:pPr>
@@ -1196,7 +1220,7 @@
         </w:tc>
         <w:tc>
           <w:tcPr>
-            <w:tcW w:w="2100" w:type="dxa"/>
+            <w:tcW w:w="1535" w:type="dxa"/>
           </w:tcPr>
           <w:p>
             <w:pPr>

--- a/electron/database/generate-document/templates/order-processing-form.docx
+++ b/electron/database/generate-document/templates/order-processing-form.docx
@@ -4,8 +4,7 @@
   <w:body>
     <w:tbl>
       <w:tblPr>
-        <w:tblW w:w="16040" w:type="dxa"/>
-        <w:tblInd w:w="-160" w:type="dxa"/>
+        <w:tblW w:w="0" w:type="auto"/>
         <w:tblBorders>
           <w:top w:val="single" w:sz="6" w:space="0" w:color="000000"/>
           <w:left w:val="single" w:sz="6" w:space="0" w:color="000000"/>
@@ -14,26 +13,25 @@
           <w:insideH w:val="single" w:sz="6" w:space="0" w:color="000000"/>
           <w:insideV w:val="single" w:sz="6" w:space="0" w:color="000000"/>
         </w:tblBorders>
-        <w:tblLayout w:type="fixed"/>
         <w:tblCellMar>
-          <w:left w:w="28" w:type="dxa"/>
-          <w:right w:w="0" w:type="dxa"/>
+          <w:left w:w="113" w:type="dxa"/>
+          <w:right w:w="113" w:type="dxa"/>
         </w:tblCellMar>
         <w:tblLook w:val="01E0" w:firstRow="1" w:lastRow="1" w:firstColumn="1" w:lastColumn="1" w:noHBand="0" w:noVBand="0"/>
       </w:tblPr>
       <w:tblGrid>
-        <w:gridCol w:w="1464"/>
-        <w:gridCol w:w="1134"/>
-        <w:gridCol w:w="1843"/>
-        <w:gridCol w:w="1276"/>
-        <w:gridCol w:w="2409"/>
-        <w:gridCol w:w="709"/>
-        <w:gridCol w:w="1701"/>
-        <w:gridCol w:w="992"/>
-        <w:gridCol w:w="1134"/>
-        <w:gridCol w:w="993"/>
-        <w:gridCol w:w="850"/>
-        <w:gridCol w:w="1535"/>
+        <w:gridCol w:w="5443"/>
+        <w:gridCol w:w="888"/>
+        <w:gridCol w:w="965"/>
+        <w:gridCol w:w="972"/>
+        <w:gridCol w:w="1131"/>
+        <w:gridCol w:w="754"/>
+        <w:gridCol w:w="1627"/>
+        <w:gridCol w:w="726"/>
+        <w:gridCol w:w="842"/>
+        <w:gridCol w:w="704"/>
+        <w:gridCol w:w="858"/>
+        <w:gridCol w:w="1020"/>
       </w:tblGrid>
       <w:tr>
         <w:trPr>
@@ -41,7 +39,7 @@
         </w:trPr>
         <w:tc>
           <w:tcPr>
-            <w:tcW w:w="16040" w:type="dxa"/>
+            <w:tcW w:w="0" w:type="auto"/>
             <w:gridSpan w:val="12"/>
           </w:tcPr>
           <w:p>
@@ -184,7 +182,7 @@
         </w:trPr>
         <w:tc>
           <w:tcPr>
-            <w:tcW w:w="1464" w:type="dxa"/>
+            <w:tcW w:w="0" w:type="auto"/>
           </w:tcPr>
           <w:p>
             <w:pPr>
@@ -205,7 +203,7 @@
         </w:tc>
         <w:tc>
           <w:tcPr>
-            <w:tcW w:w="7371" w:type="dxa"/>
+            <w:tcW w:w="0" w:type="auto"/>
             <w:gridSpan w:val="5"/>
           </w:tcPr>
           <w:p>
@@ -259,7 +257,7 @@
         </w:tc>
         <w:tc>
           <w:tcPr>
-            <w:tcW w:w="3827" w:type="dxa"/>
+            <w:tcW w:w="0" w:type="auto"/>
             <w:gridSpan w:val="3"/>
           </w:tcPr>
           <w:p>
@@ -324,7 +322,7 @@
         </w:tc>
         <w:tc>
           <w:tcPr>
-            <w:tcW w:w="3378" w:type="dxa"/>
+            <w:tcW w:w="0" w:type="auto"/>
             <w:gridSpan w:val="3"/>
           </w:tcPr>
           <w:p>
@@ -405,7 +403,8 @@
         </w:trPr>
         <w:tc>
           <w:tcPr>
-            <w:tcW w:w="1464" w:type="dxa"/>
+            <w:tcW w:w="0" w:type="auto"/>
+            <w:vAlign w:val="center"/>
           </w:tcPr>
           <w:p>
             <w:pPr>
@@ -433,7 +432,8 @@
         </w:tc>
         <w:tc>
           <w:tcPr>
-            <w:tcW w:w="1134" w:type="dxa"/>
+            <w:tcW w:w="0" w:type="auto"/>
+            <w:vAlign w:val="center"/>
           </w:tcPr>
           <w:p>
             <w:pPr>
@@ -455,7 +455,8 @@
         </w:tc>
         <w:tc>
           <w:tcPr>
-            <w:tcW w:w="1843" w:type="dxa"/>
+            <w:tcW w:w="0" w:type="auto"/>
+            <w:vAlign w:val="center"/>
           </w:tcPr>
           <w:p>
             <w:pPr>
@@ -477,7 +478,8 @@
         </w:tc>
         <w:tc>
           <w:tcPr>
-            <w:tcW w:w="1276" w:type="dxa"/>
+            <w:tcW w:w="0" w:type="auto"/>
+            <w:vAlign w:val="center"/>
           </w:tcPr>
           <w:p>
             <w:pPr>
@@ -492,25 +494,20 @@
               <w:rPr>
                 <w:sz w:val="20"/>
               </w:rPr>
-              <w:t xml:space="preserve">    </w:t>
-            </w:r>
-            <w:r>
-              <w:rPr>
-                <w:sz w:val="20"/>
-              </w:rPr>
               <w:t>BRAND</w:t>
             </w:r>
           </w:p>
         </w:tc>
         <w:tc>
           <w:tcPr>
-            <w:tcW w:w="2409" w:type="dxa"/>
+            <w:tcW w:w="0" w:type="auto"/>
+            <w:vAlign w:val="center"/>
           </w:tcPr>
           <w:p>
             <w:pPr>
               <w:pStyle w:val="TableParagraph"/>
               <w:spacing w:before="50"/>
-              <w:ind w:left="363"/>
+              <w:jc w:val="center"/>
               <w:rPr>
                 <w:sz w:val="20"/>
               </w:rPr>
@@ -520,25 +517,20 @@
                 <w:spacing w:val="-2"/>
                 <w:sz w:val="20"/>
               </w:rPr>
-              <w:t xml:space="preserve">      </w:t>
-            </w:r>
-            <w:r>
-              <w:rPr>
-                <w:spacing w:val="-2"/>
-                <w:sz w:val="20"/>
-              </w:rPr>
               <w:t>GRADE</w:t>
             </w:r>
           </w:p>
         </w:tc>
         <w:tc>
           <w:tcPr>
-            <w:tcW w:w="709" w:type="dxa"/>
+            <w:tcW w:w="0" w:type="auto"/>
+            <w:vAlign w:val="center"/>
           </w:tcPr>
           <w:p>
             <w:pPr>
               <w:pStyle w:val="TableParagraph"/>
               <w:spacing w:before="50"/>
+              <w:jc w:val="center"/>
               <w:rPr>
                 <w:sz w:val="20"/>
               </w:rPr>
@@ -548,20 +540,14 @@
                 <w:spacing w:val="-5"/>
                 <w:sz w:val="20"/>
               </w:rPr>
-              <w:t xml:space="preserve">  </w:t>
-            </w:r>
-            <w:r>
-              <w:rPr>
-                <w:spacing w:val="-5"/>
-                <w:sz w:val="20"/>
-              </w:rPr>
               <w:t>QTY</w:t>
             </w:r>
           </w:p>
         </w:tc>
         <w:tc>
           <w:tcPr>
-            <w:tcW w:w="1701" w:type="dxa"/>
+            <w:tcW w:w="0" w:type="auto"/>
+            <w:vAlign w:val="center"/>
           </w:tcPr>
           <w:p>
             <w:pPr>
@@ -584,7 +570,8 @@
         </w:tc>
         <w:tc>
           <w:tcPr>
-            <w:tcW w:w="992" w:type="dxa"/>
+            <w:tcW w:w="0" w:type="auto"/>
+            <w:vAlign w:val="center"/>
           </w:tcPr>
           <w:p>
             <w:pPr>
@@ -606,7 +593,8 @@
         </w:tc>
         <w:tc>
           <w:tcPr>
-            <w:tcW w:w="1134" w:type="dxa"/>
+            <w:tcW w:w="0" w:type="auto"/>
+            <w:vAlign w:val="center"/>
           </w:tcPr>
           <w:p>
             <w:pPr>
@@ -628,7 +616,8 @@
         </w:tc>
         <w:tc>
           <w:tcPr>
-            <w:tcW w:w="993" w:type="dxa"/>
+            <w:tcW w:w="0" w:type="auto"/>
+            <w:vAlign w:val="center"/>
           </w:tcPr>
           <w:p>
             <w:pPr>
@@ -650,12 +639,14 @@
         </w:tc>
         <w:tc>
           <w:tcPr>
-            <w:tcW w:w="850" w:type="dxa"/>
+            <w:tcW w:w="0" w:type="auto"/>
+            <w:vAlign w:val="center"/>
           </w:tcPr>
           <w:p>
             <w:pPr>
               <w:pStyle w:val="TableParagraph"/>
               <w:spacing w:before="50"/>
+              <w:jc w:val="center"/>
               <w:rPr>
                 <w:sz w:val="20"/>
               </w:rPr>
@@ -665,20 +656,21 @@
                 <w:spacing w:val="-5"/>
                 <w:sz w:val="20"/>
               </w:rPr>
-              <w:t xml:space="preserve">    </w:t>
+              <w:t>BAL</w:t>
             </w:r>
             <w:r>
               <w:rPr>
                 <w:spacing w:val="-5"/>
                 <w:sz w:val="20"/>
               </w:rPr>
-              <w:t>BAL</w:t>
-            </w:r>
-          </w:p>
-        </w:tc>
-        <w:tc>
-          <w:tcPr>
-            <w:tcW w:w="1535" w:type="dxa"/>
+              <w:t>ANCE</w:t>
+            </w:r>
+          </w:p>
+        </w:tc>
+        <w:tc>
+          <w:tcPr>
+            <w:tcW w:w="0" w:type="auto"/>
+            <w:vAlign w:val="center"/>
           </w:tcPr>
           <w:p>
             <w:pPr>
@@ -705,7 +697,7 @@
         </w:trPr>
         <w:tc>
           <w:tcPr>
-            <w:tcW w:w="1464" w:type="dxa"/>
+            <w:tcW w:w="0" w:type="auto"/>
           </w:tcPr>
           <w:p>
             <w:pPr>
@@ -909,7 +901,7 @@
         </w:tc>
         <w:tc>
           <w:tcPr>
-            <w:tcW w:w="1134" w:type="dxa"/>
+            <w:tcW w:w="0" w:type="auto"/>
           </w:tcPr>
           <w:p>
             <w:pPr>
@@ -949,7 +941,7 @@
         </w:tc>
         <w:tc>
           <w:tcPr>
-            <w:tcW w:w="1843" w:type="dxa"/>
+            <w:tcW w:w="0" w:type="auto"/>
           </w:tcPr>
           <w:p>
             <w:pPr>
@@ -990,7 +982,7 @@
         </w:tc>
         <w:tc>
           <w:tcPr>
-            <w:tcW w:w="1276" w:type="dxa"/>
+            <w:tcW w:w="0" w:type="auto"/>
           </w:tcPr>
           <w:p>
             <w:pPr>
@@ -1024,7 +1016,7 @@
         </w:tc>
         <w:tc>
           <w:tcPr>
-            <w:tcW w:w="2409" w:type="dxa"/>
+            <w:tcW w:w="0" w:type="auto"/>
           </w:tcPr>
           <w:p>
             <w:pPr>
@@ -1062,7 +1054,7 @@
         </w:tc>
         <w:tc>
           <w:tcPr>
-            <w:tcW w:w="709" w:type="dxa"/>
+            <w:tcW w:w="0" w:type="auto"/>
           </w:tcPr>
           <w:p>
             <w:pPr>
@@ -1084,7 +1076,7 @@
         </w:tc>
         <w:tc>
           <w:tcPr>
-            <w:tcW w:w="1701" w:type="dxa"/>
+            <w:tcW w:w="0" w:type="auto"/>
           </w:tcPr>
           <w:p>
             <w:pPr>
@@ -1164,7 +1156,7 @@
         </w:tc>
         <w:tc>
           <w:tcPr>
-            <w:tcW w:w="992" w:type="dxa"/>
+            <w:tcW w:w="0" w:type="auto"/>
           </w:tcPr>
           <w:p>
             <w:pPr>
@@ -1178,7 +1170,7 @@
         </w:tc>
         <w:tc>
           <w:tcPr>
-            <w:tcW w:w="1134" w:type="dxa"/>
+            <w:tcW w:w="0" w:type="auto"/>
           </w:tcPr>
           <w:p>
             <w:pPr>
@@ -1192,7 +1184,7 @@
         </w:tc>
         <w:tc>
           <w:tcPr>
-            <w:tcW w:w="993" w:type="dxa"/>
+            <w:tcW w:w="0" w:type="auto"/>
           </w:tcPr>
           <w:p>
             <w:pPr>
@@ -1206,7 +1198,7 @@
         </w:tc>
         <w:tc>
           <w:tcPr>
-            <w:tcW w:w="850" w:type="dxa"/>
+            <w:tcW w:w="0" w:type="auto"/>
           </w:tcPr>
           <w:p>
             <w:pPr>
@@ -1220,7 +1212,7 @@
         </w:tc>
         <w:tc>
           <w:tcPr>
-            <w:tcW w:w="1535" w:type="dxa"/>
+            <w:tcW w:w="0" w:type="auto"/>
           </w:tcPr>
           <w:p>
             <w:pPr>

--- a/electron/database/generate-document/templates/order-processing-form.docx
+++ b/electron/database/generate-document/templates/order-processing-form.docx
@@ -20,18 +20,18 @@
         <w:tblLook w:val="01E0" w:firstRow="1" w:lastRow="1" w:firstColumn="1" w:lastColumn="1" w:noHBand="0" w:noVBand="0"/>
       </w:tblPr>
       <w:tblGrid>
-        <w:gridCol w:w="5443"/>
-        <w:gridCol w:w="888"/>
-        <w:gridCol w:w="965"/>
-        <w:gridCol w:w="972"/>
-        <w:gridCol w:w="1131"/>
-        <w:gridCol w:w="754"/>
-        <w:gridCol w:w="1627"/>
-        <w:gridCol w:w="726"/>
-        <w:gridCol w:w="842"/>
+        <w:gridCol w:w="5450"/>
+        <w:gridCol w:w="889"/>
+        <w:gridCol w:w="966"/>
+        <w:gridCol w:w="973"/>
+        <w:gridCol w:w="1114"/>
+        <w:gridCol w:w="755"/>
+        <w:gridCol w:w="1629"/>
+        <w:gridCol w:w="727"/>
+        <w:gridCol w:w="843"/>
         <w:gridCol w:w="704"/>
-        <w:gridCol w:w="858"/>
-        <w:gridCol w:w="1020"/>
+        <w:gridCol w:w="859"/>
+        <w:gridCol w:w="1021"/>
       </w:tblGrid>
       <w:tr>
         <w:trPr>
@@ -57,14 +57,14 @@
               <w:ind w:left="39"/>
               <w:jc w:val="center"/>
               <w:rPr>
-                <w:rFonts w:ascii="Arial"/>
+                <w:rFonts w:ascii="Arial" w:hAnsi="Arial" w:cs="Arial"/>
                 <w:b/>
                 <w:sz w:val="28"/>
               </w:rPr>
             </w:pPr>
             <w:r>
               <w:rPr>
-                <w:rFonts w:ascii="Arial"/>
+                <w:rFonts w:ascii="Arial" w:hAnsi="Arial" w:cs="Arial"/>
                 <w:b/>
                 <w:spacing w:val="-2"/>
                 <w:sz w:val="28"/>
@@ -73,7 +73,7 @@
             </w:r>
             <w:r>
               <w:rPr>
-                <w:rFonts w:ascii="Arial"/>
+                <w:rFonts w:ascii="Arial" w:hAnsi="Arial" w:cs="Arial"/>
                 <w:b/>
                 <w:sz w:val="28"/>
               </w:rPr>
@@ -81,7 +81,7 @@
             </w:r>
             <w:r>
               <w:rPr>
-                <w:rFonts w:ascii="Arial"/>
+                <w:rFonts w:ascii="Arial" w:hAnsi="Arial" w:cs="Arial"/>
                 <w:b/>
                 <w:spacing w:val="-2"/>
                 <w:sz w:val="28"/>
@@ -90,7 +90,7 @@
             </w:r>
             <w:r>
               <w:rPr>
-                <w:rFonts w:ascii="Arial"/>
+                <w:rFonts w:ascii="Arial" w:hAnsi="Arial" w:cs="Arial"/>
                 <w:b/>
                 <w:sz w:val="28"/>
               </w:rPr>
@@ -98,7 +98,7 @@
             </w:r>
             <w:r>
               <w:rPr>
-                <w:rFonts w:ascii="Arial"/>
+                <w:rFonts w:ascii="Arial" w:hAnsi="Arial" w:cs="Arial"/>
                 <w:b/>
                 <w:spacing w:val="-4"/>
                 <w:sz w:val="28"/>
@@ -107,7 +107,7 @@
             </w:r>
             <w:r>
               <w:rPr>
-                <w:rFonts w:ascii="Arial"/>
+                <w:rFonts w:ascii="Arial" w:hAnsi="Arial" w:cs="Arial"/>
                 <w:b/>
                 <w:sz w:val="28"/>
               </w:rPr>
@@ -115,7 +115,7 @@
             </w:r>
             <w:r>
               <w:rPr>
-                <w:rFonts w:ascii="Arial"/>
+                <w:rFonts w:ascii="Arial" w:hAnsi="Arial" w:cs="Arial"/>
                 <w:b/>
                 <w:spacing w:val="-10"/>
                 <w:sz w:val="28"/>
@@ -124,7 +124,7 @@
             </w:r>
             <w:r>
               <w:rPr>
-                <w:rFonts w:ascii="Arial"/>
+                <w:rFonts w:ascii="Arial" w:hAnsi="Arial" w:cs="Arial"/>
                 <w:b/>
                 <w:sz w:val="28"/>
               </w:rPr>
@@ -132,7 +132,7 @@
             </w:r>
             <w:r>
               <w:rPr>
-                <w:rFonts w:ascii="Arial"/>
+                <w:rFonts w:ascii="Arial" w:hAnsi="Arial" w:cs="Arial"/>
                 <w:b/>
                 <w:spacing w:val="-4"/>
                 <w:sz w:val="28"/>
@@ -141,7 +141,7 @@
             </w:r>
             <w:r>
               <w:rPr>
-                <w:rFonts w:ascii="Arial"/>
+                <w:rFonts w:ascii="Arial" w:hAnsi="Arial" w:cs="Arial"/>
                 <w:b/>
                 <w:sz w:val="28"/>
               </w:rPr>
@@ -149,7 +149,7 @@
             </w:r>
             <w:r>
               <w:rPr>
-                <w:rFonts w:ascii="Arial"/>
+                <w:rFonts w:ascii="Arial" w:hAnsi="Arial" w:cs="Arial"/>
                 <w:b/>
                 <w:spacing w:val="-10"/>
                 <w:sz w:val="28"/>
@@ -158,7 +158,7 @@
             </w:r>
             <w:r>
               <w:rPr>
-                <w:rFonts w:ascii="Arial"/>
+                <w:rFonts w:ascii="Arial" w:hAnsi="Arial" w:cs="Arial"/>
                 <w:b/>
                 <w:sz w:val="28"/>
               </w:rPr>
@@ -166,7 +166,7 @@
             </w:r>
             <w:r>
               <w:rPr>
-                <w:rFonts w:ascii="Arial"/>
+                <w:rFonts w:ascii="Arial" w:hAnsi="Arial" w:cs="Arial"/>
                 <w:b/>
                 <w:spacing w:val="-10"/>
                 <w:sz w:val="28"/>
@@ -189,11 +189,13 @@
               <w:pStyle w:val="TableParagraph"/>
               <w:spacing w:before="128"/>
               <w:rPr>
-                <w:sz w:val="20"/>
-              </w:rPr>
-            </w:pPr>
-            <w:r>
-              <w:rPr>
+                <w:rFonts w:ascii="Arial" w:hAnsi="Arial" w:cs="Arial"/>
+                <w:sz w:val="20"/>
+              </w:rPr>
+            </w:pPr>
+            <w:r>
+              <w:rPr>
+                <w:rFonts w:ascii="Arial" w:hAnsi="Arial" w:cs="Arial"/>
                 <w:spacing w:val="-2"/>
                 <w:sz w:val="20"/>
               </w:rPr>
@@ -212,7 +214,7 @@
               <w:spacing w:before="120"/>
               <w:ind w:left="120"/>
               <w:rPr>
-                <w:rFonts w:ascii="Arial"/>
+                <w:rFonts w:ascii="Arial" w:hAnsi="Arial" w:cs="Arial"/>
                 <w:b/>
                 <w:spacing w:val="-5"/>
                 <w:sz w:val="20"/>
@@ -222,7 +224,7 @@
             </w:pPr>
             <w:r>
               <w:rPr>
-                <w:rFonts w:ascii="Arial"/>
+                <w:rFonts w:ascii="Arial" w:hAnsi="Arial" w:cs="Arial"/>
                 <w:b/>
                 <w:spacing w:val="-5"/>
                 <w:sz w:val="20"/>
@@ -233,7 +235,7 @@
             <w:proofErr w:type="spellStart"/>
             <w:r>
               <w:rPr>
-                <w:rFonts w:ascii="Arial"/>
+                <w:rFonts w:ascii="Arial" w:hAnsi="Arial" w:cs="Arial"/>
                 <w:b/>
                 <w:spacing w:val="-5"/>
                 <w:sz w:val="20"/>
@@ -245,7 +247,7 @@
             <w:proofErr w:type="spellEnd"/>
             <w:r>
               <w:rPr>
-                <w:rFonts w:ascii="Arial"/>
+                <w:rFonts w:ascii="Arial" w:hAnsi="Arial" w:cs="Arial"/>
                 <w:b/>
                 <w:spacing w:val="-5"/>
                 <w:sz w:val="20"/>
@@ -266,7 +268,7 @@
               <w:spacing w:before="120"/>
               <w:ind w:left="182"/>
               <w:rPr>
-                <w:rFonts w:ascii="Arial"/>
+                <w:rFonts w:ascii="Arial" w:hAnsi="Arial" w:cs="Arial"/>
                 <w:b/>
                 <w:sz w:val="20"/>
                 <w:szCs w:val="24"/>
@@ -275,6 +277,7 @@
             </w:pPr>
             <w:r>
               <w:rPr>
+                <w:rFonts w:ascii="Arial" w:hAnsi="Arial" w:cs="Arial"/>
                 <w:position w:val="1"/>
                 <w:sz w:val="20"/>
               </w:rPr>
@@ -282,6 +285,7 @@
             </w:r>
             <w:r>
               <w:rPr>
+                <w:rFonts w:ascii="Arial" w:hAnsi="Arial" w:cs="Arial"/>
                 <w:spacing w:val="-12"/>
                 <w:position w:val="1"/>
                 <w:sz w:val="20"/>
@@ -290,7 +294,7 @@
             </w:r>
             <w:r>
               <w:rPr>
-                <w:rFonts w:ascii="Arial"/>
+                <w:rFonts w:ascii="Arial" w:hAnsi="Arial" w:cs="Arial"/>
                 <w:b/>
                 <w:sz w:val="20"/>
                 <w:szCs w:val="24"/>
@@ -300,7 +304,7 @@
             <w:proofErr w:type="spellStart"/>
             <w:r>
               <w:rPr>
-                <w:rFonts w:ascii="Arial"/>
+                <w:rFonts w:ascii="Arial" w:hAnsi="Arial" w:cs="Arial"/>
                 <w:b/>
                 <w:sz w:val="20"/>
                 <w:szCs w:val="24"/>
@@ -311,7 +315,7 @@
             <w:proofErr w:type="spellEnd"/>
             <w:r>
               <w:rPr>
-                <w:rFonts w:ascii="Arial"/>
+                <w:rFonts w:ascii="Arial" w:hAnsi="Arial" w:cs="Arial"/>
                 <w:b/>
                 <w:sz w:val="20"/>
                 <w:szCs w:val="24"/>
@@ -334,6 +338,7 @@
               <w:spacing w:before="105"/>
               <w:ind w:left="81"/>
               <w:rPr>
+                <w:rFonts w:ascii="Arial" w:hAnsi="Arial" w:cs="Arial"/>
                 <w:b/>
                 <w:spacing w:val="-5"/>
                 <w:position w:val="3"/>
@@ -343,6 +348,7 @@
             </w:pPr>
             <w:r>
               <w:rPr>
+                <w:rFonts w:ascii="Arial" w:hAnsi="Arial" w:cs="Arial"/>
                 <w:position w:val="3"/>
                 <w:sz w:val="20"/>
               </w:rPr>
@@ -350,6 +356,7 @@
             </w:r>
             <w:r>
               <w:rPr>
+                <w:rFonts w:ascii="Arial" w:hAnsi="Arial" w:cs="Arial"/>
                 <w:spacing w:val="-6"/>
                 <w:position w:val="3"/>
                 <w:sz w:val="20"/>
@@ -358,6 +365,7 @@
             </w:r>
             <w:r>
               <w:rPr>
+                <w:rFonts w:ascii="Arial" w:hAnsi="Arial" w:cs="Arial"/>
                 <w:spacing w:val="-5"/>
                 <w:position w:val="3"/>
                 <w:sz w:val="20"/>
@@ -366,6 +374,7 @@
             </w:r>
             <w:r>
               <w:rPr>
+                <w:rFonts w:ascii="Arial" w:hAnsi="Arial" w:cs="Arial"/>
                 <w:b/>
                 <w:spacing w:val="-5"/>
                 <w:position w:val="3"/>
@@ -376,6 +385,7 @@
             <w:proofErr w:type="spellStart"/>
             <w:r>
               <w:rPr>
+                <w:rFonts w:ascii="Arial" w:hAnsi="Arial" w:cs="Arial"/>
                 <w:b/>
                 <w:spacing w:val="-5"/>
                 <w:position w:val="3"/>
@@ -387,6 +397,7 @@
             <w:proofErr w:type="spellEnd"/>
             <w:r>
               <w:rPr>
+                <w:rFonts w:ascii="Arial" w:hAnsi="Arial" w:cs="Arial"/>
                 <w:b/>
                 <w:spacing w:val="-5"/>
                 <w:position w:val="3"/>
@@ -412,17 +423,20 @@
               <w:spacing w:before="50"/>
               <w:jc w:val="center"/>
               <w:rPr>
-                <w:sz w:val="20"/>
-              </w:rPr>
-            </w:pPr>
-            <w:r>
-              <w:rPr>
+                <w:rFonts w:ascii="Arial" w:hAnsi="Arial" w:cs="Arial"/>
+                <w:sz w:val="20"/>
+              </w:rPr>
+            </w:pPr>
+            <w:r>
+              <w:rPr>
+                <w:rFonts w:ascii="Arial" w:hAnsi="Arial" w:cs="Arial"/>
                 <w:sz w:val="20"/>
               </w:rPr>
               <w:t>BOX</w:t>
             </w:r>
             <w:r>
               <w:rPr>
+                <w:rFonts w:ascii="Arial" w:hAnsi="Arial" w:cs="Arial"/>
                 <w:spacing w:val="-5"/>
                 <w:sz w:val="20"/>
               </w:rPr>
@@ -441,11 +455,13 @@
               <w:spacing w:before="50"/>
               <w:jc w:val="center"/>
               <w:rPr>
-                <w:sz w:val="20"/>
-              </w:rPr>
-            </w:pPr>
-            <w:r>
-              <w:rPr>
+                <w:rFonts w:ascii="Arial" w:hAnsi="Arial" w:cs="Arial"/>
+                <w:sz w:val="20"/>
+              </w:rPr>
+            </w:pPr>
+            <w:r>
+              <w:rPr>
+                <w:rFonts w:ascii="Arial" w:hAnsi="Arial" w:cs="Arial"/>
                 <w:spacing w:val="-2"/>
                 <w:sz w:val="20"/>
               </w:rPr>
@@ -464,11 +480,13 @@
               <w:spacing w:before="50"/>
               <w:jc w:val="center"/>
               <w:rPr>
-                <w:sz w:val="20"/>
-              </w:rPr>
-            </w:pPr>
-            <w:r>
-              <w:rPr>
+                <w:rFonts w:ascii="Arial" w:hAnsi="Arial" w:cs="Arial"/>
+                <w:sz w:val="20"/>
+              </w:rPr>
+            </w:pPr>
+            <w:r>
+              <w:rPr>
+                <w:rFonts w:ascii="Arial" w:hAnsi="Arial" w:cs="Arial"/>
                 <w:spacing w:val="-2"/>
                 <w:sz w:val="20"/>
               </w:rPr>
@@ -487,11 +505,13 @@
               <w:spacing w:before="40"/>
               <w:ind w:left="120"/>
               <w:rPr>
-                <w:sz w:val="20"/>
-              </w:rPr>
-            </w:pPr>
-            <w:r>
-              <w:rPr>
+                <w:rFonts w:ascii="Arial" w:hAnsi="Arial" w:cs="Arial"/>
+                <w:sz w:val="20"/>
+              </w:rPr>
+            </w:pPr>
+            <w:r>
+              <w:rPr>
+                <w:rFonts w:ascii="Arial" w:hAnsi="Arial" w:cs="Arial"/>
                 <w:sz w:val="20"/>
               </w:rPr>
               <w:t>BRAND</w:t>
@@ -509,11 +529,13 @@
               <w:spacing w:before="50"/>
               <w:jc w:val="center"/>
               <w:rPr>
-                <w:sz w:val="20"/>
-              </w:rPr>
-            </w:pPr>
-            <w:r>
-              <w:rPr>
+                <w:rFonts w:ascii="Arial" w:hAnsi="Arial" w:cs="Arial"/>
+                <w:sz w:val="20"/>
+              </w:rPr>
+            </w:pPr>
+            <w:r>
+              <w:rPr>
+                <w:rFonts w:ascii="Arial" w:hAnsi="Arial" w:cs="Arial"/>
                 <w:spacing w:val="-2"/>
                 <w:sz w:val="20"/>
               </w:rPr>
@@ -532,11 +554,13 @@
               <w:spacing w:before="50"/>
               <w:jc w:val="center"/>
               <w:rPr>
-                <w:sz w:val="20"/>
-              </w:rPr>
-            </w:pPr>
-            <w:r>
-              <w:rPr>
+                <w:rFonts w:ascii="Arial" w:hAnsi="Arial" w:cs="Arial"/>
+                <w:sz w:val="20"/>
+              </w:rPr>
+            </w:pPr>
+            <w:r>
+              <w:rPr>
+                <w:rFonts w:ascii="Arial" w:hAnsi="Arial" w:cs="Arial"/>
                 <w:spacing w:val="-5"/>
                 <w:sz w:val="20"/>
               </w:rPr>
@@ -556,11 +580,13 @@
               <w:ind w:left="36"/>
               <w:jc w:val="center"/>
               <w:rPr>
-                <w:sz w:val="20"/>
-              </w:rPr>
-            </w:pPr>
-            <w:r>
-              <w:rPr>
+                <w:rFonts w:ascii="Arial" w:hAnsi="Arial" w:cs="Arial"/>
+                <w:sz w:val="20"/>
+              </w:rPr>
+            </w:pPr>
+            <w:r>
+              <w:rPr>
+                <w:rFonts w:ascii="Arial" w:hAnsi="Arial" w:cs="Arial"/>
                 <w:spacing w:val="-4"/>
                 <w:sz w:val="20"/>
               </w:rPr>
@@ -579,11 +605,13 @@
               <w:spacing w:before="50"/>
               <w:jc w:val="center"/>
               <w:rPr>
-                <w:sz w:val="20"/>
-              </w:rPr>
-            </w:pPr>
-            <w:r>
-              <w:rPr>
+                <w:rFonts w:ascii="Arial" w:hAnsi="Arial" w:cs="Arial"/>
+                <w:sz w:val="20"/>
+              </w:rPr>
+            </w:pPr>
+            <w:r>
+              <w:rPr>
+                <w:rFonts w:ascii="Arial" w:hAnsi="Arial" w:cs="Arial"/>
                 <w:spacing w:val="-2"/>
                 <w:sz w:val="20"/>
               </w:rPr>
@@ -602,11 +630,13 @@
               <w:spacing w:before="50"/>
               <w:jc w:val="center"/>
               <w:rPr>
-                <w:sz w:val="20"/>
-              </w:rPr>
-            </w:pPr>
-            <w:r>
-              <w:rPr>
+                <w:rFonts w:ascii="Arial" w:hAnsi="Arial" w:cs="Arial"/>
+                <w:sz w:val="20"/>
+              </w:rPr>
+            </w:pPr>
+            <w:r>
+              <w:rPr>
+                <w:rFonts w:ascii="Arial" w:hAnsi="Arial" w:cs="Arial"/>
                 <w:spacing w:val="-2"/>
                 <w:sz w:val="20"/>
               </w:rPr>
@@ -625,11 +655,13 @@
               <w:spacing w:before="50"/>
               <w:jc w:val="center"/>
               <w:rPr>
-                <w:sz w:val="20"/>
-              </w:rPr>
-            </w:pPr>
-            <w:r>
-              <w:rPr>
+                <w:rFonts w:ascii="Arial" w:hAnsi="Arial" w:cs="Arial"/>
+                <w:sz w:val="20"/>
+              </w:rPr>
+            </w:pPr>
+            <w:r>
+              <w:rPr>
+                <w:rFonts w:ascii="Arial" w:hAnsi="Arial" w:cs="Arial"/>
                 <w:spacing w:val="-2"/>
                 <w:sz w:val="20"/>
               </w:rPr>
@@ -648,11 +680,13 @@
               <w:spacing w:before="50"/>
               <w:jc w:val="center"/>
               <w:rPr>
-                <w:sz w:val="20"/>
-              </w:rPr>
-            </w:pPr>
-            <w:r>
-              <w:rPr>
+                <w:rFonts w:ascii="Arial" w:hAnsi="Arial" w:cs="Arial"/>
+                <w:sz w:val="20"/>
+              </w:rPr>
+            </w:pPr>
+            <w:r>
+              <w:rPr>
+                <w:rFonts w:ascii="Arial" w:hAnsi="Arial" w:cs="Arial"/>
                 <w:spacing w:val="-5"/>
                 <w:sz w:val="20"/>
               </w:rPr>
@@ -660,6 +694,7 @@
             </w:r>
             <w:r>
               <w:rPr>
+                <w:rFonts w:ascii="Arial" w:hAnsi="Arial" w:cs="Arial"/>
                 <w:spacing w:val="-5"/>
                 <w:sz w:val="20"/>
               </w:rPr>
@@ -678,11 +713,13 @@
               <w:spacing w:before="31"/>
               <w:jc w:val="center"/>
               <w:rPr>
-                <w:sz w:val="20"/>
-              </w:rPr>
-            </w:pPr>
-            <w:r>
-              <w:rPr>
+                <w:rFonts w:ascii="Arial" w:hAnsi="Arial" w:cs="Arial"/>
+                <w:sz w:val="20"/>
+              </w:rPr>
+            </w:pPr>
+            <w:r>
+              <w:rPr>
+                <w:rFonts w:ascii="Arial" w:hAnsi="Arial" w:cs="Arial"/>
                 <w:spacing w:val="-2"/>
                 <w:sz w:val="20"/>
               </w:rPr>
@@ -704,7 +741,7 @@
               <w:pStyle w:val="TableParagraph"/>
               <w:spacing w:before="40"/>
               <w:rPr>
-                <w:rFonts w:ascii="Arial"/>
+                <w:rFonts w:ascii="Arial" w:hAnsi="Arial" w:cs="Arial"/>
                 <w:b/>
                 <w:sz w:val="18"/>
               </w:rPr>
@@ -728,7 +765,7 @@
             </w:r>
             <w:r>
               <w:rPr>
-                <w:rFonts w:cstheme="minorHAnsi"/>
+                <w:rFonts w:ascii="Arial" w:hAnsi="Arial" w:cs="Arial"/>
                 <w:sz w:val="18"/>
                 <w:szCs w:val="18"/>
               </w:rPr>
@@ -737,7 +774,7 @@
             <w:proofErr w:type="gramEnd"/>
             <w:r>
               <w:rPr>
-                <w:rFonts w:cstheme="minorHAnsi"/>
+                <w:rFonts w:ascii="Arial" w:hAnsi="Arial" w:cs="Arial"/>
                 <w:sz w:val="18"/>
                 <w:szCs w:val="18"/>
               </w:rPr>
@@ -746,157 +783,93 @@
             <w:proofErr w:type="gramStart"/>
             <w:r>
               <w:rPr>
-                <w:rFonts w:cstheme="minorHAnsi"/>
+                <w:rFonts w:ascii="Arial" w:hAnsi="Arial" w:cs="Arial"/>
                 <w:sz w:val="18"/>
                 <w:szCs w:val="18"/>
               </w:rPr>
-              <w:t>invoices}</w:t>
-            </w:r>
-            <w:r>
-              <w:rPr>
-                <w:rFonts w:cstheme="minorHAnsi"/>
+              <w:t>invoices}{</w:t>
+            </w:r>
+            <w:proofErr w:type="gramEnd"/>
+            <w:r>
+              <w:rPr>
+                <w:rFonts w:ascii="Arial" w:hAnsi="Arial" w:cs="Arial"/>
                 <w:sz w:val="18"/>
                 <w:szCs w:val="18"/>
               </w:rPr>
-              <w:t>{</w:t>
+              <w:t>#</w:t>
+            </w:r>
+            <w:proofErr w:type="gramStart"/>
+            <w:r>
+              <w:rPr>
+                <w:rFonts w:ascii="Arial" w:hAnsi="Arial" w:cs="Arial"/>
+                <w:sz w:val="18"/>
+                <w:szCs w:val="18"/>
+              </w:rPr>
+              <w:t>prefixCode}{</w:t>
             </w:r>
             <w:proofErr w:type="gramEnd"/>
             <w:r>
               <w:rPr>
-                <w:rFonts w:cstheme="minorHAnsi"/>
+                <w:rFonts w:ascii="Arial" w:hAnsi="Arial" w:cs="Arial"/>
                 <w:sz w:val="18"/>
                 <w:szCs w:val="18"/>
               </w:rPr>
-              <w:t>#</w:t>
+              <w:t>prefixCode}/{/</w:t>
             </w:r>
             <w:proofErr w:type="gramStart"/>
             <w:r>
               <w:rPr>
-                <w:rFonts w:cstheme="minorHAnsi"/>
+                <w:rFonts w:ascii="Arial" w:hAnsi="Arial" w:cs="Arial"/>
                 <w:sz w:val="18"/>
                 <w:szCs w:val="18"/>
               </w:rPr>
-              <w:t>prefixCode</w:t>
-            </w:r>
-            <w:r>
-              <w:rPr>
-                <w:rFonts w:cstheme="minorHAnsi"/>
+              <w:t>prefixCode}{</w:t>
+            </w:r>
+            <w:proofErr w:type="gramEnd"/>
+            <w:r>
+              <w:rPr>
+                <w:rFonts w:ascii="Arial" w:hAnsi="Arial" w:cs="Arial"/>
                 <w:sz w:val="18"/>
                 <w:szCs w:val="18"/>
               </w:rPr>
+              <w:t>containerFrom}{#containerTo} - {</w:t>
+            </w:r>
+            <w:proofErr w:type="spellStart"/>
+            <w:r>
+              <w:rPr>
+                <w:rFonts w:ascii="Arial" w:hAnsi="Arial" w:cs="Arial"/>
+                <w:sz w:val="18"/>
+                <w:szCs w:val="18"/>
+              </w:rPr>
+              <w:t>containerTo</w:t>
+            </w:r>
+            <w:proofErr w:type="spellEnd"/>
+            <w:r>
+              <w:rPr>
+                <w:rFonts w:ascii="Arial" w:hAnsi="Arial" w:cs="Arial"/>
+                <w:sz w:val="18"/>
+                <w:szCs w:val="18"/>
+              </w:rPr>
+              <w:t>}{/</w:t>
+            </w:r>
+            <w:proofErr w:type="spellStart"/>
+            <w:r>
+              <w:rPr>
+                <w:rFonts w:ascii="Arial" w:hAnsi="Arial" w:cs="Arial"/>
+                <w:sz w:val="18"/>
+                <w:szCs w:val="18"/>
+              </w:rPr>
+              <w:t>containerTo</w:t>
+            </w:r>
+            <w:proofErr w:type="spellEnd"/>
+            <w:r>
+              <w:rPr>
+                <w:rFonts w:ascii="Arial" w:hAnsi="Arial" w:cs="Arial"/>
+                <w:sz w:val="18"/>
+                <w:szCs w:val="18"/>
+              </w:rPr>
               <w:t>}</w:t>
             </w:r>
-            <w:r>
-              <w:rPr>
-                <w:rFonts w:cstheme="minorHAnsi"/>
-                <w:sz w:val="18"/>
-                <w:szCs w:val="18"/>
-              </w:rPr>
-              <w:t>{</w:t>
-            </w:r>
-            <w:proofErr w:type="gramEnd"/>
-            <w:r>
-              <w:rPr>
-                <w:rFonts w:cstheme="minorHAnsi"/>
-                <w:sz w:val="18"/>
-                <w:szCs w:val="18"/>
-              </w:rPr>
-              <w:t>prefixCode}</w:t>
-            </w:r>
-            <w:r>
-              <w:rPr>
-                <w:rFonts w:cstheme="minorHAnsi"/>
-                <w:sz w:val="18"/>
-                <w:szCs w:val="18"/>
-              </w:rPr>
-              <w:t>/{/</w:t>
-            </w:r>
-            <w:proofErr w:type="gramStart"/>
-            <w:r>
-              <w:rPr>
-                <w:rFonts w:cstheme="minorHAnsi"/>
-                <w:sz w:val="18"/>
-                <w:szCs w:val="18"/>
-              </w:rPr>
-              <w:t>prefixCode</w:t>
-            </w:r>
-            <w:r>
-              <w:rPr>
-                <w:rFonts w:cstheme="minorHAnsi"/>
-                <w:sz w:val="18"/>
-                <w:szCs w:val="18"/>
-              </w:rPr>
-              <w:t>}</w:t>
-            </w:r>
-            <w:r>
-              <w:rPr>
-                <w:rFonts w:cstheme="minorHAnsi"/>
-                <w:sz w:val="18"/>
-                <w:szCs w:val="18"/>
-              </w:rPr>
-              <w:t>{</w:t>
-            </w:r>
-            <w:proofErr w:type="gramEnd"/>
-            <w:r>
-              <w:rPr>
-                <w:rFonts w:cstheme="minorHAnsi"/>
-                <w:sz w:val="18"/>
-                <w:szCs w:val="18"/>
-              </w:rPr>
-              <w:t>containerFrom}{#containerTo}</w:t>
-            </w:r>
-            <w:r>
-              <w:rPr>
-                <w:rFonts w:cstheme="minorHAnsi"/>
-                <w:sz w:val="18"/>
-                <w:szCs w:val="18"/>
-              </w:rPr>
-              <w:t xml:space="preserve"> - </w:t>
-            </w:r>
-            <w:r>
-              <w:rPr>
-                <w:rFonts w:cstheme="minorHAnsi"/>
-                <w:sz w:val="18"/>
-                <w:szCs w:val="18"/>
-              </w:rPr>
-              <w:t>{</w:t>
-            </w:r>
-            <w:proofErr w:type="spellStart"/>
-            <w:r>
-              <w:rPr>
-                <w:rFonts w:cstheme="minorHAnsi"/>
-                <w:sz w:val="18"/>
-                <w:szCs w:val="18"/>
-              </w:rPr>
-              <w:t>containerTo</w:t>
-            </w:r>
-            <w:proofErr w:type="spellEnd"/>
-            <w:r>
-              <w:rPr>
-                <w:rFonts w:cstheme="minorHAnsi"/>
-                <w:sz w:val="18"/>
-                <w:szCs w:val="18"/>
-              </w:rPr>
-              <w:t>}{/</w:t>
-            </w:r>
-            <w:proofErr w:type="spellStart"/>
-            <w:r>
-              <w:rPr>
-                <w:rFonts w:cstheme="minorHAnsi"/>
-                <w:sz w:val="18"/>
-                <w:szCs w:val="18"/>
-              </w:rPr>
-              <w:t>containerTo</w:t>
-            </w:r>
-            <w:proofErr w:type="spellEnd"/>
-            <w:r>
-              <w:rPr>
-                <w:rFonts w:cstheme="minorHAnsi"/>
-                <w:sz w:val="18"/>
-                <w:szCs w:val="18"/>
-              </w:rPr>
-              <w:t>}</w:t>
-            </w:r>
           </w:p>
         </w:tc>
         <w:tc>
@@ -908,6 +881,7 @@
               <w:pStyle w:val="TableParagraph"/>
               <w:spacing w:before="40"/>
               <w:rPr>
+                <w:rFonts w:ascii="Arial" w:hAnsi="Arial" w:cs="Arial"/>
                 <w:sz w:val="18"/>
               </w:rPr>
             </w:pPr>
@@ -949,6 +923,7 @@
               <w:spacing w:before="40"/>
               <w:jc w:val="both"/>
               <w:rPr>
+                <w:rFonts w:ascii="Arial" w:hAnsi="Arial" w:cs="Arial"/>
                 <w:sz w:val="18"/>
               </w:rPr>
             </w:pPr>
@@ -989,11 +964,13 @@
               <w:pStyle w:val="TableParagraph"/>
               <w:spacing w:before="40"/>
               <w:rPr>
-                <w:sz w:val="18"/>
-              </w:rPr>
-            </w:pPr>
-            <w:r>
-              <w:rPr>
+                <w:rFonts w:ascii="Arial" w:hAnsi="Arial" w:cs="Arial"/>
+                <w:sz w:val="18"/>
+              </w:rPr>
+            </w:pPr>
+            <w:r>
+              <w:rPr>
+                <w:rFonts w:ascii="Arial" w:hAnsi="Arial" w:cs="Arial"/>
                 <w:sz w:val="18"/>
               </w:rPr>
               <w:t>{</w:t>
@@ -1001,6 +978,7 @@
             <w:proofErr w:type="spellStart"/>
             <w:r>
               <w:rPr>
+                <w:rFonts w:ascii="Arial" w:hAnsi="Arial" w:cs="Arial"/>
                 <w:sz w:val="18"/>
               </w:rPr>
               <w:t>brandName</w:t>
@@ -1008,6 +986,7 @@
             <w:proofErr w:type="spellEnd"/>
             <w:r>
               <w:rPr>
+                <w:rFonts w:ascii="Arial" w:hAnsi="Arial" w:cs="Arial"/>
                 <w:sz w:val="18"/>
               </w:rPr>
               <w:t>}</w:t>
@@ -1023,7 +1002,7 @@
               <w:pStyle w:val="TableParagraph"/>
               <w:spacing w:before="40"/>
               <w:rPr>
-                <w:rFonts w:ascii="Times New Roman"/>
+                <w:rFonts w:ascii="Arial" w:hAnsi="Arial" w:cs="Arial"/>
                 <w:sz w:val="18"/>
               </w:rPr>
             </w:pPr>
@@ -1045,7 +1024,7 @@
             <w:proofErr w:type="spellEnd"/>
             <w:r>
               <w:rPr>
-                <w:rFonts w:ascii="Times New Roman"/>
+                <w:rFonts w:ascii="Arial" w:hAnsi="Arial" w:cs="Arial"/>
                 <w:sz w:val="18"/>
               </w:rPr>
               <w:t>}</w:t>
@@ -1061,6 +1040,7 @@
               <w:pStyle w:val="TableParagraph"/>
               <w:spacing w:before="40"/>
               <w:rPr>
+                <w:rFonts w:ascii="Arial" w:hAnsi="Arial" w:cs="Arial"/>
                 <w:sz w:val="18"/>
               </w:rPr>
             </w:pPr>
@@ -1083,12 +1063,14 @@
               <w:pStyle w:val="TableParagraph"/>
               <w:spacing w:before="40"/>
               <w:rPr>
+                <w:rFonts w:ascii="Arial" w:hAnsi="Arial" w:cs="Arial"/>
                 <w:sz w:val="18"/>
                 <w:lang w:val="en-IN"/>
               </w:rPr>
             </w:pPr>
             <w:r>
               <w:rPr>
+                <w:rFonts w:ascii="Arial" w:hAnsi="Arial" w:cs="Arial"/>
                 <w:sz w:val="18"/>
               </w:rPr>
               <w:t>{</w:t>
@@ -1096,6 +1078,7 @@
             <w:proofErr w:type="spellStart"/>
             <w:r>
               <w:rPr>
+                <w:rFonts w:ascii="Arial" w:hAnsi="Arial" w:cs="Arial"/>
                 <w:sz w:val="18"/>
                 <w:lang w:val="en-IN"/>
               </w:rPr>
@@ -1104,6 +1087,7 @@
             <w:proofErr w:type="spellEnd"/>
             <w:r>
               <w:rPr>
+                <w:rFonts w:ascii="Arial" w:hAnsi="Arial" w:cs="Arial"/>
                 <w:sz w:val="18"/>
               </w:rPr>
               <w:t>}{</w:t>
@@ -1162,63 +1146,63 @@
             <w:pPr>
               <w:pStyle w:val="TableParagraph"/>
               <w:rPr>
-                <w:rFonts w:ascii="Times New Roman"/>
-                <w:sz w:val="18"/>
-              </w:rPr>
-            </w:pPr>
-          </w:p>
-        </w:tc>
-        <w:tc>
-          <w:tcPr>
-            <w:tcW w:w="0" w:type="auto"/>
-          </w:tcPr>
-          <w:p>
-            <w:pPr>
-              <w:pStyle w:val="TableParagraph"/>
-              <w:rPr>
-                <w:rFonts w:ascii="Times New Roman"/>
-                <w:sz w:val="18"/>
-              </w:rPr>
-            </w:pPr>
-          </w:p>
-        </w:tc>
-        <w:tc>
-          <w:tcPr>
-            <w:tcW w:w="0" w:type="auto"/>
-          </w:tcPr>
-          <w:p>
-            <w:pPr>
-              <w:pStyle w:val="TableParagraph"/>
-              <w:rPr>
-                <w:rFonts w:ascii="Times New Roman"/>
-                <w:sz w:val="18"/>
-              </w:rPr>
-            </w:pPr>
-          </w:p>
-        </w:tc>
-        <w:tc>
-          <w:tcPr>
-            <w:tcW w:w="0" w:type="auto"/>
-          </w:tcPr>
-          <w:p>
-            <w:pPr>
-              <w:pStyle w:val="TableParagraph"/>
-              <w:rPr>
-                <w:rFonts w:ascii="Times New Roman"/>
-                <w:sz w:val="18"/>
-              </w:rPr>
-            </w:pPr>
-          </w:p>
-        </w:tc>
-        <w:tc>
-          <w:tcPr>
-            <w:tcW w:w="0" w:type="auto"/>
-          </w:tcPr>
-          <w:p>
-            <w:pPr>
-              <w:pStyle w:val="TableParagraph"/>
-              <w:rPr>
-                <w:rFonts w:ascii="Times New Roman"/>
+                <w:rFonts w:ascii="Arial" w:hAnsi="Arial" w:cs="Arial"/>
+                <w:sz w:val="18"/>
+              </w:rPr>
+            </w:pPr>
+          </w:p>
+        </w:tc>
+        <w:tc>
+          <w:tcPr>
+            <w:tcW w:w="0" w:type="auto"/>
+          </w:tcPr>
+          <w:p>
+            <w:pPr>
+              <w:pStyle w:val="TableParagraph"/>
+              <w:rPr>
+                <w:rFonts w:ascii="Arial" w:hAnsi="Arial" w:cs="Arial"/>
+                <w:sz w:val="18"/>
+              </w:rPr>
+            </w:pPr>
+          </w:p>
+        </w:tc>
+        <w:tc>
+          <w:tcPr>
+            <w:tcW w:w="0" w:type="auto"/>
+          </w:tcPr>
+          <w:p>
+            <w:pPr>
+              <w:pStyle w:val="TableParagraph"/>
+              <w:rPr>
+                <w:rFonts w:ascii="Arial" w:hAnsi="Arial" w:cs="Arial"/>
+                <w:sz w:val="18"/>
+              </w:rPr>
+            </w:pPr>
+          </w:p>
+        </w:tc>
+        <w:tc>
+          <w:tcPr>
+            <w:tcW w:w="0" w:type="auto"/>
+          </w:tcPr>
+          <w:p>
+            <w:pPr>
+              <w:pStyle w:val="TableParagraph"/>
+              <w:rPr>
+                <w:rFonts w:ascii="Arial" w:hAnsi="Arial" w:cs="Arial"/>
+                <w:sz w:val="18"/>
+              </w:rPr>
+            </w:pPr>
+          </w:p>
+        </w:tc>
+        <w:tc>
+          <w:tcPr>
+            <w:tcW w:w="0" w:type="auto"/>
+          </w:tcPr>
+          <w:p>
+            <w:pPr>
+              <w:pStyle w:val="TableParagraph"/>
+              <w:rPr>
+                <w:rFonts w:ascii="Arial" w:hAnsi="Arial" w:cs="Arial"/>
                 <w:sz w:val="18"/>
               </w:rPr>
             </w:pPr>
@@ -1226,9 +1210,23 @@
         </w:tc>
       </w:tr>
     </w:tbl>
-    <w:p/>
     <w:p>
+      <w:pPr>
+        <w:rPr>
+          <w:rFonts w:ascii="Arial" w:hAnsi="Arial" w:cs="Arial"/>
+        </w:rPr>
+      </w:pPr>
+    </w:p>
+    <w:p>
+      <w:pPr>
+        <w:rPr>
+          <w:rFonts w:ascii="Arial" w:hAnsi="Arial" w:cs="Arial"/>
+        </w:rPr>
+      </w:pPr>
       <w:r>
+        <w:rPr>
+          <w:rFonts w:ascii="Arial" w:hAnsi="Arial" w:cs="Arial"/>
+        </w:rPr>
         <w:tab/>
       </w:r>
     </w:p>
@@ -1237,8 +1235,14 @@
         <w:tabs>
           <w:tab w:val="left" w:pos="13908"/>
         </w:tabs>
+        <w:rPr>
+          <w:rFonts w:ascii="Arial" w:hAnsi="Arial" w:cs="Arial"/>
+        </w:rPr>
       </w:pPr>
       <w:r>
+        <w:rPr>
+          <w:rFonts w:ascii="Arial" w:hAnsi="Arial" w:cs="Arial"/>
+        </w:rPr>
         <w:tab/>
       </w:r>
     </w:p>
